--- a/dist/submission_packages/cd1/CD1_submission_final.docx
+++ b/dist/submission_packages/cd1/CD1_submission_final.docx
@@ -21147,7 +21147,7 @@
     <w:bookmarkEnd w:id="89"/>
     <w:sectPr>
       <w:pgSz w:h="16838" w:w="11906"/>
-      <w:pgMar w:bottom="1134" w:left="1701" w:right="1134" w:top="1134"/>
+      <w:pgMar w:bottom="1417" w:left="1417" w:right="1417" w:top="1417"/>
     </w:sectPr>
   </w:body>
 </w:document>
@@ -21491,13 +21491,13 @@
     <w:name w:val="Normal"/>
     <w:qFormat/>
     <w:pPr>
-      <w:spacing w:line="360" w:lineRule="auto"/>
+      <w:spacing w:line="276" w:lineRule="auto"/>
       <w:jc w:val="both"/>
     </w:pPr>
     <w:rPr>
       <w:rFonts w:ascii="Times New Roman" w:eastAsia="Times New Roman" w:hAnsi="Times New Roman"/>
       <w:color w:val="000000"/>
-      <w:sz w:val="26"/>
+      <w:sz w:val="24"/>
     </w:rPr>
   </w:style>
   <w:style w:styleId="BodyText" w:type="paragraph">
@@ -21505,14 +21505,14 @@
     <w:basedOn w:val="Normal"/>
     <w:link w:val="BodyTextChar"/>
     <w:pPr>
-      <w:spacing w:after="180" w:before="180" w:line="360" w:lineRule="auto"/>
+      <w:spacing w:after="180" w:before="180" w:line="276" w:lineRule="auto"/>
       <w:jc w:val="both"/>
     </w:pPr>
     <w:qFormat/>
     <w:rPr>
       <w:rFonts w:ascii="Times New Roman" w:eastAsia="Times New Roman" w:hAnsi="Times New Roman"/>
       <w:color w:val="000000"/>
-      <w:sz w:val="26"/>
+      <w:sz w:val="24"/>
     </w:rPr>
   </w:style>
   <w:style w:customStyle="1" w:styleId="FirstParagraph" w:type="paragraph">
@@ -21521,13 +21521,13 @@
     <w:next w:val="BodyText"/>
     <w:qFormat/>
     <w:pPr>
-      <w:spacing w:line="360" w:lineRule="auto"/>
+      <w:spacing w:line="276" w:lineRule="auto"/>
       <w:jc w:val="both"/>
     </w:pPr>
     <w:rPr>
       <w:rFonts w:ascii="Times New Roman" w:eastAsia="Times New Roman" w:hAnsi="Times New Roman"/>
       <w:color w:val="000000"/>
-      <w:sz w:val="26"/>
+      <w:sz w:val="24"/>
     </w:rPr>
   </w:style>
   <w:style w:customStyle="1" w:styleId="Compact" w:type="paragraph">
@@ -21535,13 +21535,13 @@
     <w:basedOn w:val="BodyText"/>
     <w:qFormat/>
     <w:pPr>
-      <w:spacing w:after="36" w:before="36" w:line="360" w:lineRule="auto"/>
+      <w:spacing w:after="36" w:before="36" w:line="276" w:lineRule="auto"/>
       <w:jc w:val="both"/>
     </w:pPr>
     <w:rPr>
       <w:rFonts w:ascii="Times New Roman" w:eastAsia="Times New Roman" w:hAnsi="Times New Roman"/>
       <w:color w:val="000000"/>
-      <w:sz w:val="26"/>
+      <w:sz w:val="24"/>
     </w:rPr>
   </w:style>
   <w:style w:styleId="Title" w:type="paragraph">
@@ -21552,7 +21552,7 @@
     <w:pPr>
       <w:keepNext/>
       <w:keepLines/>
-      <w:spacing w:after="240" w:before="480" w:line="360" w:lineRule="auto"/>
+      <w:spacing w:after="240" w:before="480" w:line="276" w:lineRule="auto"/>
       <w:jc w:val="both"/>
     </w:pPr>
     <w:rPr>
@@ -21560,7 +21560,7 @@
       <w:b/>
       <w:bCs/>
       <w:color w:val="000000"/>
-      <w:sz w:val="26"/>
+      <w:sz w:val="24"/>
       <w:szCs w:val="36"/>
     </w:rPr>
   </w:style>
@@ -21572,13 +21572,13 @@
     <w:pPr>
       <w:keepNext/>
       <w:keepLines/>
-      <w:spacing w:after="240" w:before="240" w:line="360" w:lineRule="auto"/>
+      <w:spacing w:after="240" w:before="240" w:line="276" w:lineRule="auto"/>
       <w:jc w:val="both"/>
     </w:pPr>
     <w:rPr>
       <w:rFonts w:ascii="Times New Roman" w:eastAsia="Times New Roman" w:hAnsi="Times New Roman"/>
       <w:color w:val="000000"/>
-      <w:sz w:val="26"/>
+      <w:sz w:val="24"/>
       <w:szCs w:val="30"/>
     </w:rPr>
   </w:style>
@@ -21589,13 +21589,13 @@
     <w:pPr>
       <w:keepNext/>
       <w:keepLines/>
-      <w:spacing w:line="360" w:lineRule="auto"/>
+      <w:spacing w:line="276" w:lineRule="auto"/>
       <w:jc w:val="both"/>
     </w:pPr>
     <w:rPr>
       <w:rFonts w:ascii="Times New Roman" w:eastAsia="Times New Roman" w:hAnsi="Times New Roman"/>
       <w:color w:val="000000"/>
-      <w:sz w:val="26"/>
+      <w:sz w:val="24"/>
     </w:rPr>
   </w:style>
   <w:style w:styleId="Date" w:type="paragraph">
@@ -21605,13 +21605,13 @@
     <w:pPr>
       <w:keepNext/>
       <w:keepLines/>
-      <w:spacing w:line="360" w:lineRule="auto"/>
+      <w:spacing w:line="276" w:lineRule="auto"/>
       <w:jc w:val="both"/>
     </w:pPr>
     <w:rPr>
       <w:rFonts w:ascii="Times New Roman" w:eastAsia="Times New Roman" w:hAnsi="Times New Roman"/>
       <w:color w:val="000000"/>
-      <w:sz w:val="26"/>
+      <w:sz w:val="24"/>
     </w:rPr>
   </w:style>
   <w:style w:customStyle="1" w:styleId="AbstractTitle" w:type="paragraph">
@@ -21623,11 +21623,11 @@
       <w:keepNext/>
       <w:keepLines/>
       <w:jc w:val="both"/>
-      <w:spacing w:after="0" w:before="300" w:line="360" w:lineRule="auto"/>
+      <w:spacing w:after="0" w:before="300" w:line="276" w:lineRule="auto"/>
     </w:pPr>
     <w:rPr>
       <w:color w:val="000000"/>
-      <w:sz w:val="26"/>
+      <w:sz w:val="24"/>
       <w:szCs w:val="20"/>
       <w:rFonts w:ascii="Times New Roman" w:eastAsia="Times New Roman" w:hAnsi="Times New Roman"/>
       <w:b/>
@@ -21641,13 +21641,13 @@
     <w:pPr>
       <w:keepNext/>
       <w:keepLines/>
-      <w:spacing w:after="300" w:before="100" w:line="360" w:lineRule="auto"/>
+      <w:spacing w:after="300" w:before="100" w:line="276" w:lineRule="auto"/>
       <w:jc w:val="both"/>
     </w:pPr>
     <w:rPr>
       <w:rFonts w:ascii="Times New Roman" w:eastAsia="Times New Roman" w:hAnsi="Times New Roman"/>
       <w:color w:val="000000"/>
-      <w:sz w:val="26"/>
+      <w:sz w:val="24"/>
       <w:szCs w:val="20"/>
     </w:rPr>
   </w:style>
@@ -21657,13 +21657,13 @@
     <w:next w:val="Bibliography"/>
     <w:qFormat/>
     <w:pPr>
-      <w:spacing w:line="360" w:lineRule="auto"/>
+      <w:spacing w:line="276" w:lineRule="auto"/>
       <w:jc w:val="both"/>
     </w:pPr>
     <w:rPr>
       <w:rFonts w:ascii="Times New Roman" w:eastAsia="Times New Roman" w:hAnsi="Times New Roman"/>
       <w:color w:val="000000"/>
-      <w:sz w:val="26"/>
+      <w:sz w:val="24"/>
     </w:rPr>
   </w:style>
   <w:style w:styleId="Heading1" w:type="paragraph">
@@ -21675,7 +21675,7 @@
     <w:pPr>
       <w:keepNext/>
       <w:keepLines/>
-      <w:spacing w:after="0" w:before="480" w:line="360" w:lineRule="auto"/>
+      <w:spacing w:after="0" w:before="480" w:line="276" w:lineRule="auto"/>
       <w:jc w:val="both"/>
       <w:outlineLvl w:val="0"/>
     </w:pPr>
@@ -21684,7 +21684,7 @@
       <w:b/>
       <w:bCs/>
       <w:color w:val="000000"/>
-      <w:sz w:val="26"/>
+      <w:sz w:val="24"/>
       <w:szCs w:val="32"/>
     </w:rPr>
   </w:style>
@@ -21698,7 +21698,7 @@
     <w:pPr>
       <w:keepNext/>
       <w:keepLines/>
-      <w:spacing w:after="0" w:before="200" w:line="360" w:lineRule="auto"/>
+      <w:spacing w:after="0" w:before="200" w:line="276" w:lineRule="auto"/>
       <w:jc w:val="both"/>
       <w:outlineLvl w:val="1"/>
     </w:pPr>
@@ -21707,7 +21707,7 @@
       <w:b/>
       <w:bCs/>
       <w:color w:val="000000"/>
-      <w:sz w:val="26"/>
+      <w:sz w:val="24"/>
       <w:szCs w:val="28"/>
     </w:rPr>
   </w:style>
@@ -21721,7 +21721,7 @@
     <w:pPr>
       <w:keepNext/>
       <w:keepLines/>
-      <w:spacing w:after="0" w:before="200" w:line="360" w:lineRule="auto"/>
+      <w:spacing w:after="0" w:before="200" w:line="276" w:lineRule="auto"/>
       <w:jc w:val="both"/>
       <w:outlineLvl w:val="2"/>
     </w:pPr>
@@ -21730,7 +21730,7 @@
       <w:b/>
       <w:bCs/>
       <w:color w:val="000000"/>
-      <w:sz w:val="26"/>
+      <w:sz w:val="24"/>
       <w:szCs w:val="24"/>
     </w:rPr>
   </w:style>
@@ -21744,7 +21744,7 @@
     <w:pPr>
       <w:keepNext/>
       <w:keepLines/>
-      <w:spacing w:after="0" w:before="200" w:line="360" w:lineRule="auto"/>
+      <w:spacing w:after="0" w:before="200" w:line="276" w:lineRule="auto"/>
       <w:jc w:val="both"/>
       <w:outlineLvl w:val="3"/>
     </w:pPr>
@@ -21753,7 +21753,7 @@
       <w:i/>
       <w:bCs/>
       <w:color w:val="000000"/>
-      <w:sz w:val="26"/>
+      <w:sz w:val="24"/>
       <w:szCs w:val="24"/>
     </w:rPr>
   </w:style>
@@ -21767,7 +21767,7 @@
     <w:pPr>
       <w:keepNext/>
       <w:keepLines/>
-      <w:spacing w:after="0" w:before="200" w:line="360" w:lineRule="auto"/>
+      <w:spacing w:after="0" w:before="200" w:line="276" w:lineRule="auto"/>
       <w:jc w:val="both"/>
       <w:outlineLvl w:val="4"/>
     </w:pPr>
@@ -21775,7 +21775,7 @@
       <w:rFonts w:ascii="Times New Roman" w:asciiTheme="majorHAnsi" w:cstheme="majorBidi" w:eastAsia="Times New Roman" w:eastAsiaTheme="majorEastAsia" w:hAnsi="Times New Roman" w:hAnsiTheme="majorHAnsi"/>
       <w:iCs/>
       <w:color w:val="000000"/>
-      <w:sz w:val="26"/>
+      <w:sz w:val="24"/>
       <w:szCs w:val="24"/>
     </w:rPr>
   </w:style>
@@ -21789,14 +21789,14 @@
     <w:pPr>
       <w:keepNext/>
       <w:keepLines/>
-      <w:spacing w:after="0" w:before="200" w:line="360" w:lineRule="auto"/>
+      <w:spacing w:after="0" w:before="200" w:line="276" w:lineRule="auto"/>
       <w:jc w:val="both"/>
       <w:outlineLvl w:val="5"/>
     </w:pPr>
     <w:rPr>
       <w:rFonts w:ascii="Times New Roman" w:asciiTheme="majorHAnsi" w:cstheme="majorBidi" w:eastAsia="Times New Roman" w:eastAsiaTheme="majorEastAsia" w:hAnsi="Times New Roman" w:hAnsiTheme="majorHAnsi"/>
       <w:color w:val="000000"/>
-      <w:sz w:val="26"/>
+      <w:sz w:val="24"/>
       <w:szCs w:val="24"/>
     </w:rPr>
   </w:style>
@@ -21810,14 +21810,14 @@
     <w:pPr>
       <w:keepNext/>
       <w:keepLines/>
-      <w:spacing w:after="0" w:before="200" w:line="360" w:lineRule="auto"/>
+      <w:spacing w:after="0" w:before="200" w:line="276" w:lineRule="auto"/>
       <w:jc w:val="both"/>
       <w:outlineLvl w:val="6"/>
     </w:pPr>
     <w:rPr>
       <w:rFonts w:ascii="Times New Roman" w:asciiTheme="majorHAnsi" w:cstheme="majorBidi" w:eastAsia="Times New Roman" w:eastAsiaTheme="majorEastAsia" w:hAnsi="Times New Roman" w:hAnsiTheme="majorHAnsi"/>
       <w:color w:val="000000"/>
-      <w:sz w:val="26"/>
+      <w:sz w:val="24"/>
       <w:szCs w:val="24"/>
     </w:rPr>
   </w:style>
@@ -21831,14 +21831,14 @@
     <w:pPr>
       <w:keepNext/>
       <w:keepLines/>
-      <w:spacing w:after="0" w:before="200" w:line="360" w:lineRule="auto"/>
+      <w:spacing w:after="0" w:before="200" w:line="276" w:lineRule="auto"/>
       <w:jc w:val="both"/>
       <w:outlineLvl w:val="7"/>
     </w:pPr>
     <w:rPr>
       <w:rFonts w:ascii="Times New Roman" w:asciiTheme="majorHAnsi" w:cstheme="majorBidi" w:eastAsia="Times New Roman" w:eastAsiaTheme="majorEastAsia" w:hAnsi="Times New Roman" w:hAnsiTheme="majorHAnsi"/>
       <w:color w:val="000000"/>
-      <w:sz w:val="26"/>
+      <w:sz w:val="24"/>
       <w:szCs w:val="24"/>
     </w:rPr>
   </w:style>
@@ -21852,14 +21852,14 @@
     <w:pPr>
       <w:keepNext/>
       <w:keepLines/>
-      <w:spacing w:after="0" w:before="200" w:line="360" w:lineRule="auto"/>
+      <w:spacing w:after="0" w:before="200" w:line="276" w:lineRule="auto"/>
       <w:jc w:val="both"/>
       <w:outlineLvl w:val="8"/>
     </w:pPr>
     <w:rPr>
       <w:rFonts w:ascii="Times New Roman" w:asciiTheme="majorHAnsi" w:cstheme="majorBidi" w:eastAsia="Times New Roman" w:eastAsiaTheme="majorEastAsia" w:hAnsi="Times New Roman" w:hAnsiTheme="majorHAnsi"/>
       <w:color w:val="000000"/>
-      <w:sz w:val="26"/>
+      <w:sz w:val="24"/>
       <w:szCs w:val="24"/>
     </w:rPr>
   </w:style>
@@ -21871,14 +21871,14 @@
     <w:unhideWhenUsed/>
     <w:qFormat/>
     <w:pPr>
-      <w:spacing w:after="100" w:before="100" w:line="360" w:lineRule="auto"/>
+      <w:spacing w:after="100" w:before="100" w:line="276" w:lineRule="auto"/>
       <w:ind w:firstLine="0" w:left="480" w:right="480"/>
       <w:jc w:val="both"/>
     </w:pPr>
     <w:rPr>
       <w:rFonts w:ascii="Times New Roman" w:eastAsia="Times New Roman" w:hAnsi="Times New Roman"/>
       <w:color w:val="000000"/>
-      <w:sz w:val="26"/>
+      <w:sz w:val="24"/>
     </w:rPr>
   </w:style>
   <w:style w:styleId="FootnoteText" w:type="paragraph">
@@ -21889,13 +21889,13 @@
     <w:unhideWhenUsed/>
     <w:qFormat/>
     <w:pPr>
-      <w:spacing w:line="360" w:lineRule="auto"/>
+      <w:spacing w:line="276" w:lineRule="auto"/>
       <w:jc w:val="both"/>
     </w:pPr>
     <w:rPr>
       <w:rFonts w:ascii="Times New Roman" w:eastAsia="Times New Roman" w:hAnsi="Times New Roman"/>
       <w:color w:val="000000"/>
-      <w:sz w:val="26"/>
+      <w:sz w:val="24"/>
     </w:rPr>
   </w:style>
   <w:style w:default="1" w:styleId="DefaultParagraphFont" w:type="character">
@@ -21905,7 +21905,7 @@
     <w:rPr>
       <w:rFonts w:ascii="Times New Roman" w:eastAsia="Times New Roman" w:hAnsi="Times New Roman"/>
       <w:color w:val="000000"/>
-      <w:sz w:val="26"/>
+      <w:sz w:val="24"/>
     </w:rPr>
   </w:style>
   <w:style w:default="1" w:styleId="Table" w:type="table">
@@ -21915,13 +21915,13 @@
     <w:unhideWhenUsed/>
     <w:qFormat/>
     <w:pPr>
-      <w:spacing w:line="360" w:lineRule="auto"/>
+      <w:spacing w:line="276" w:lineRule="auto"/>
       <w:jc w:val="both"/>
     </w:pPr>
     <w:rPr>
       <w:rFonts w:ascii="Times New Roman" w:eastAsia="Times New Roman" w:hAnsi="Times New Roman"/>
       <w:color w:val="000000"/>
-      <w:sz w:val="26"/>
+      <w:sz w:val="24"/>
     </w:rPr>
     <w:tblPr>
       <w:tblInd w:type="dxa" w:w="0"/>
@@ -21955,27 +21955,27 @@
     <w:pPr>
       <w:keepNext/>
       <w:keepLines/>
-      <w:spacing w:after="0" w:line="360" w:lineRule="auto"/>
+      <w:spacing w:after="0" w:line="276" w:lineRule="auto"/>
       <w:jc w:val="both"/>
     </w:pPr>
     <w:rPr>
       <w:rFonts w:ascii="Times New Roman" w:eastAsia="Times New Roman" w:hAnsi="Times New Roman"/>
       <w:b/>
       <w:color w:val="000000"/>
-      <w:sz w:val="26"/>
+      <w:sz w:val="24"/>
     </w:rPr>
   </w:style>
   <w:style w:customStyle="1" w:styleId="Definition" w:type="paragraph">
     <w:name w:val="Definition"/>
     <w:basedOn w:val="Normal"/>
     <w:pPr>
-      <w:spacing w:line="360" w:lineRule="auto"/>
+      <w:spacing w:line="276" w:lineRule="auto"/>
       <w:jc w:val="both"/>
     </w:pPr>
     <w:rPr>
       <w:rFonts w:ascii="Times New Roman" w:eastAsia="Times New Roman" w:hAnsi="Times New Roman"/>
       <w:color w:val="000000"/>
-      <w:sz w:val="26"/>
+      <w:sz w:val="24"/>
     </w:rPr>
   </w:style>
   <w:style w:styleId="Caption" w:type="paragraph">
@@ -21983,14 +21983,14 @@
     <w:basedOn w:val="Normal"/>
     <w:link w:val="BodyTextChar"/>
     <w:pPr>
-      <w:spacing w:after="120" w:before="0" w:line="360" w:lineRule="auto"/>
+      <w:spacing w:after="120" w:before="0" w:line="276" w:lineRule="auto"/>
       <w:jc w:val="both"/>
     </w:pPr>
     <w:rPr>
       <w:rFonts w:ascii="Times New Roman" w:eastAsia="Times New Roman" w:hAnsi="Times New Roman"/>
       <w:i/>
       <w:color w:val="000000"/>
-      <w:sz w:val="26"/>
+      <w:sz w:val="24"/>
     </w:rPr>
   </w:style>
   <w:style w:customStyle="1" w:styleId="TableCaption" w:type="paragraph">
@@ -21998,39 +21998,39 @@
     <w:basedOn w:val="Caption"/>
     <w:pPr>
       <w:keepNext/>
-      <w:spacing w:line="360" w:lineRule="auto"/>
+      <w:spacing w:line="276" w:lineRule="auto"/>
       <w:jc w:val="both"/>
     </w:pPr>
     <w:rPr>
       <w:rFonts w:ascii="Times New Roman" w:eastAsia="Times New Roman" w:hAnsi="Times New Roman"/>
       <w:color w:val="000000"/>
-      <w:sz w:val="26"/>
+      <w:sz w:val="24"/>
     </w:rPr>
   </w:style>
   <w:style w:customStyle="1" w:styleId="ImageCaption" w:type="paragraph">
     <w:name w:val="Image Caption"/>
     <w:basedOn w:val="Caption"/>
     <w:pPr>
-      <w:spacing w:line="360" w:lineRule="auto"/>
+      <w:spacing w:line="276" w:lineRule="auto"/>
       <w:jc w:val="both"/>
     </w:pPr>
     <w:rPr>
       <w:rFonts w:ascii="Times New Roman" w:eastAsia="Times New Roman" w:hAnsi="Times New Roman"/>
       <w:color w:val="000000"/>
-      <w:sz w:val="26"/>
+      <w:sz w:val="24"/>
     </w:rPr>
   </w:style>
   <w:style w:customStyle="1" w:styleId="Figure" w:type="paragraph">
     <w:name w:val="Figure"/>
     <w:basedOn w:val="Normal"/>
     <w:pPr>
-      <w:spacing w:line="360" w:lineRule="auto"/>
+      <w:spacing w:line="276" w:lineRule="auto"/>
       <w:jc w:val="both"/>
     </w:pPr>
     <w:rPr>
       <w:rFonts w:ascii="Times New Roman" w:eastAsia="Times New Roman" w:hAnsi="Times New Roman"/>
       <w:color w:val="000000"/>
-      <w:sz w:val="26"/>
+      <w:sz w:val="24"/>
     </w:rPr>
   </w:style>
   <w:style w:customStyle="1" w:styleId="CaptionedFigure" w:type="paragraph">
@@ -22038,13 +22038,13 @@
     <w:basedOn w:val="Figure"/>
     <w:pPr>
       <w:keepNext/>
-      <w:spacing w:line="360" w:lineRule="auto"/>
+      <w:spacing w:line="276" w:lineRule="auto"/>
       <w:jc w:val="both"/>
     </w:pPr>
     <w:rPr>
       <w:rFonts w:ascii="Times New Roman" w:eastAsia="Times New Roman" w:hAnsi="Times New Roman"/>
       <w:color w:val="000000"/>
-      <w:sz w:val="26"/>
+      <w:sz w:val="24"/>
     </w:rPr>
   </w:style>
   <w:style w:customStyle="1" w:styleId="BodyTextChar" w:type="character">
@@ -22054,7 +22054,7 @@
     <w:rPr>
       <w:rFonts w:ascii="Times New Roman" w:eastAsia="Times New Roman" w:hAnsi="Times New Roman"/>
       <w:color w:val="000000"/>
-      <w:sz w:val="26"/>
+      <w:sz w:val="24"/>
     </w:rPr>
   </w:style>
   <w:style w:customStyle="1" w:styleId="VerbatimChar" w:type="character">
@@ -22063,7 +22063,7 @@
     <w:rPr>
       <w:rFonts w:ascii="Times New Roman" w:eastAsia="Times New Roman" w:hAnsi="Times New Roman"/>
       <w:color w:val="000000"/>
-      <w:sz w:val="26"/>
+      <w:sz w:val="24"/>
     </w:rPr>
   </w:style>
   <w:style w:customStyle="1" w:styleId="SectionNumber" w:type="character">
@@ -22072,7 +22072,7 @@
     <w:rPr>
       <w:rFonts w:ascii="Times New Roman" w:eastAsia="Times New Roman" w:hAnsi="Times New Roman"/>
       <w:color w:val="000000"/>
-      <w:sz w:val="26"/>
+      <w:sz w:val="24"/>
     </w:rPr>
   </w:style>
   <w:style w:styleId="FootnoteReference" w:type="character">
@@ -22081,7 +22081,7 @@
     <w:rPr>
       <w:rFonts w:ascii="Times New Roman" w:eastAsia="Times New Roman" w:hAnsi="Times New Roman"/>
       <w:color w:val="000000"/>
-      <w:sz w:val="26"/>
+      <w:sz w:val="24"/>
       <w:vertAlign w:val="superscript"/>
     </w:rPr>
   </w:style>
@@ -22091,7 +22091,7 @@
     <w:rPr>
       <w:rFonts w:ascii="Times New Roman" w:eastAsia="Times New Roman" w:hAnsi="Times New Roman"/>
       <w:color w:val="000000"/>
-      <w:sz w:val="26"/>
+      <w:sz w:val="24"/>
     </w:rPr>
   </w:style>
   <w:style w:styleId="TOCHeading" w:type="paragraph">
@@ -22102,7 +22102,7 @@
     <w:unhideWhenUsed/>
     <w:qFormat/>
     <w:pPr>
-      <w:spacing w:before="240" w:line="360" w:lineRule="auto"/>
+      <w:spacing w:before="240" w:line="276" w:lineRule="auto"/>
       <w:jc w:val="both"/>
       <w:outlineLvl w:val="9"/>
     </w:pPr>
@@ -22111,7 +22111,7 @@
       <w:b w:val="0"/>
       <w:bCs w:val="0"/>
       <w:color w:val="000000"/>
-      <w:sz w:val="26"/>
+      <w:sz w:val="24"/>
     </w:rPr>
   </w:style>
   <w:style w:type="paragraph" w:customStyle="1" w:styleId="SourceCode">

--- a/dist/submission_packages/cd1/CD1_submission_final.docx
+++ b/dist/submission_packages/cd1/CD1_submission_final.docx
@@ -2163,19 +2163,19 @@
               <w:jc w:val="left"/>
             </w:pPr>
             <w:r>
-              <w:t xml:space="preserve">Context-Contingent Digital Capability Model</w:t>
-            </w:r>
-          </w:p>
-        </w:tc>
-        <w:tc>
-          <w:tcPr/>
-          <w:p>
-            <w:pPr>
-              <w:pStyle w:val="Compact"/>
-              <w:jc w:val="left"/>
-            </w:pPr>
-            <w:r>
-              <w:t xml:space="preserve">Mô hình năng lực số phụ thuộc bối cảnh</w:t>
+              <w:t xml:space="preserve">Context-Contingent Digital-and-Capability Model</w:t>
+            </w:r>
+          </w:p>
+        </w:tc>
+        <w:tc>
+          <w:tcPr/>
+          <w:p>
+            <w:pPr>
+              <w:pStyle w:val="Compact"/>
+              <w:jc w:val="left"/>
+            </w:pPr>
+            <w:r>
+              <w:t xml:space="preserve">Mô hình Áp dụng số và Năng lực phụ thuộc bối cảnh</w:t>
             </w:r>
           </w:p>
         </w:tc>
@@ -4768,7 +4768,7 @@
           <w:bCs/>
           <w:b/>
         </w:rPr>
-        <w:t xml:space="preserve">Biến FSTS (Foreign Trade Sales to Total Sales)</w:t>
+        <w:t xml:space="preserve">Biến FSTS (Foreign Sales to Total Sales)</w:t>
       </w:r>
       <w:r>
         <w:t xml:space="preserve">:</w:t>
@@ -4780,10 +4780,10 @@
         <w:rPr>
           <w:rStyle w:val="VerbatimChar"/>
         </w:rPr>
-        <w:t xml:space="preserve">FSTS = (d3b + d3c) / 100</w:t>
-      </w:r>
-      <w:r>
-        <w:t xml:space="preserve">, trong đó d3b là tỷ lệ doanh thu xuất khẩu trực tiếp và d3c là tỷ lệ doanh thu xuất khẩu gián tiếp. Quan sát thiếu FSTS được gán bằng 0 nếu doanh nghiệp không xuất khẩu (d3a = "Không"); gán missing nếu không trả lời.</w:t>
+        <w:t xml:space="preserve">FSTS = d3c / 100</w:t>
+      </w:r>
+      <w:r>
+        <w:t xml:space="preserve">, trong đó d3c là tỷ lệ doanh thu xuất khẩu trực tiếp trên tổng doanh thu (nhất quán với định nghĩa trong CĐ2 và các bản thảo P3–P5/P7/P8). Quan sát thiếu FSTS được gán bằng 0 nếu doanh nghiệp không xuất khẩu (d3a = "Không"); gán missing nếu không trả lời.</w:t>
       </w:r>
     </w:p>
     <w:p>
@@ -4894,7 +4894,7 @@
         <w:t xml:space="preserve"> </w:t>
       </w:r>
       <w:r>
-        <w:t xml:space="preserve">(Aguinis et al., 2019): chuyên đề trình bày rõ (i) định nghĩa tổng thể (47 nền kinh tế châu Á và Thái Bình Dương, phân tách 41 và 7); (ii) quy trình lấy mẫu (lấy mẫu chính thức WBES); (iii) lý giải quy mô mẫu (pool 101.185); (iv) xử lý giá trị thiếu (FSTS = d3b + d3c, winsorize 1/99); (v) xây dựng biến; (vi) độ tin cậy và giá trị (TCI đa thành phần; DAI đơn thành phần Spec 1, đa thành phần Spec 2); (vii) phương pháp ước lượng (mô tả trong CĐ1; OLS và biến công cụ trong CĐ2); (viii) khoa học mở.</w:t>
+        <w:t xml:space="preserve">(Aguinis et al., 2019): chuyên đề trình bày rõ (i) định nghĩa tổng thể (47 nền kinh tế châu Á và Thái Bình Dương, phân tách 41 và 7); (ii) quy trình lấy mẫu (lấy mẫu chính thức WBES); (iii) lý giải quy mô mẫu (pool 101.185); (iv) xử lý giá trị thiếu (FSTS = d3c/100, winsorize 1/99); (v) xây dựng biến; (vi) độ tin cậy và giá trị (TCI đa thành phần; DAI đơn thành phần Spec 1, đa thành phần Spec 2); (vii) phương pháp ước lượng (mô tả trong CĐ1; OLS và biến công cụ trong CĐ2); (viii) khoa học mở.</w:t>
       </w:r>
     </w:p>
     <w:p>
@@ -7577,7 +7577,7 @@
               <w:jc w:val="left"/>
             </w:pPr>
             <w:r>
-              <w:t xml:space="preserve">U ngược; điểm uốn ~47% (CHN Đỗ &amp; Phan, 2026)</w:t>
+              <w:t xml:space="preserve">U ngược; điểm uốn ~47%</w:t>
             </w:r>
           </w:p>
         </w:tc>
@@ -12186,7 +12186,7 @@
           <w:iCs/>
           <w:i/>
         </w:rPr>
-        <w:t xml:space="preserve">Khung phân loại 9 ngành ISIC Rev. 4 (bao gồm cột Dynamism profile theo Kafouros et al., 2023).</w:t>
+        <w:t xml:space="preserve">Khung phân loại 9 ngành ISIC Rev. 4, bao gồm cột Dynamism profile per Kafouros et al. (2023).</w:t>
       </w:r>
     </w:p>
     <w:tbl>
@@ -15599,7 +15599,7 @@
         <w:t xml:space="preserve"> </w:t>
       </w:r>
       <w:r>
-        <w:t xml:space="preserve">của nhóm Advanced đổi mới sáng tạo dẫn dắt. Theo nghiên cứu Singapore (Mar, Đỗ &amp; Phan, 2026 — MIR under review): R² hiệu chỉnh = 0,196; tương tác FSTS² × DAI = 3,119 (p=0,005); điểm uốn ~88,6%.</w:t>
+        <w:t xml:space="preserve">của nhóm Advanced đổi mới sáng tạo dẫn dắt. Theo nghiên cứu Singapore (Mar, Đỗ &amp; Phan, 2026 — MIR under review): R² hiệu chỉnh = 0,196; tương tác FSTS² × DAI = 3,119 (p=0,005); điểm uốn ~82%.</w:t>
       </w:r>
     </w:p>
     <w:p>
@@ -16195,7 +16195,7 @@
         <w:pStyle w:val="FirstParagraph"/>
       </w:pPr>
       <w:r>
-        <w:t xml:space="preserve">FSTS 10,9% → 8,8%; FDI ≥10% chiếm 6,0%. Quan hệ FSTS – năng suất là hàm bậc ba với điểm uốn ~47,8% (Đỗ &amp; Phan, 2026 — JFAR).</w:t>
+        <w:t xml:space="preserve">FSTS 10,9% → 8,8%; FDI ≥10% chiếm 6,0%. Quan hệ FSTS – năng suất có dạng hàm bậc hai (U ngược) với điểm uốn ~47,5% (Đỗ &amp; Phan, 2026 — JFAR).</w:t>
       </w:r>
       <w:r>
         <w:t xml:space="preserve"> </w:t>
@@ -18234,7 +18234,7 @@
         <w:pStyle w:val="BodyText"/>
       </w:pPr>
       <w:r>
-        <w:t xml:space="preserve">Bốn quan sát: (a) EAP paradox — quản lý dẫn đầu toàn cầu nhưng ownership ceiling thấp hơn management ceiling 7,7 điểm; (b) MENA bottleneck — rào cản thể chế kép trong bối cảnh nhà nước tô (Beblawi, 1987); (c) 43/50 nền kinh tế có tỷ lệ nữ trong nhóm quản trị cấp cao cao hơn nữ sở hữu đa số; (d) hàm ý cho Chuyên đề 2: tương tác giới tính × FSTS dương tại Emerging (kênh quan hệ, Hambrick &amp; Mason, 1984) nhưng không có ý nghĩa thống kê tại Advanced.</w:t>
+        <w:t xml:space="preserve">Bốn quan sát: (a) EAP paradox — quản lý dẫn đầu toàn cầu nhưng ownership ceiling thấp hơn management ceiling 7,7 điểm; (b) MENA bottleneck — rào cản thể chế kép trong bối cảnh nhà nước tô (Beblawi, 1987); (c) 43/50 nền kinh tế có tỷ lệ nữ trong nhóm quản trị cấp cao cao hơn nữ sở hữu đa số; (d) hàm ý cho Chuyên đề 2: tương tác giới tính × FSTS dương tại Emerging qua kênh quan hệ (Hambrick &amp; Mason, 1984) nhưng không có ý nghĩa thống kê tại Advanced.</w:t>
       </w:r>
     </w:p>
     <w:bookmarkEnd w:id="73"/>
@@ -18890,7 +18890,7 @@
         <w:t xml:space="preserve">KL1 — Phi tuyến xuyên chế độ thể chế là quy luật</w:t>
       </w:r>
       <w:r>
-        <w:t xml:space="preserve">: U ngược tại Emerging (Việt Nam điểm uốn 39–46%; Trung Quốc điểm uốn 47–49%); gần tuyến tính tại Advanced (Singapore điểm uốn 88,6%); chi phí buộc phải tại SIDS.</w:t>
+        <w:t xml:space="preserve">: U ngược tại Emerging (Việt Nam điểm uốn 39–46%; Trung Quốc điểm uốn 47–49%); gần tuyến tính tại Advanced (Singapore điểm uốn 82%); chi phí buộc phải tại SIDS.</w:t>
       </w:r>
     </w:p>
     <w:p>
@@ -19074,7 +19074,7 @@
         <w:t xml:space="preserve">(4) Tái định vị chuỗi giá trị toàn cầu: lắp ráp downstream → thiết kế và R&amp;D mid-stream</w:t>
       </w:r>
       <w:r>
-        <w:t xml:space="preserve">: Việt Nam ở điểm uốn (39–46%). Trung Quốc R&amp;D 39,4% và điểm uốn cao hơn (47–49%) cho thấy: TCI cao → điểm uốn cao → chịu đựng được mức độ quốc tế hóa cao hơn.</w:t>
+        <w:t xml:space="preserve">: Việt Nam ở điểm uốn (39–46%). Trung Quốc R&amp;D 39,4% và điểm uốn cao hơn (47–49%) cho thấy: Sự chênh lệch điểm uốn giữa Trung Quốc (TP ~47–49%, Nhóm III) và Việt Nam (TP ~39–46%, Nhóm IV) phản ánh gradient ICRV, không phải gradient TCI. TCI nâng mặt bằng năng suất ở mọi mức FSTS (hiệu ứng level-shift) nhưng không trực tiếp quyết định vị trí điểm uốn — phân biệt hai cơ chế này là quan trọng cho hàm ý chính sách.</w:t>
       </w:r>
     </w:p>
     <w:p>
@@ -19500,7 +19500,7 @@
         <w:pStyle w:val="BodyText"/>
       </w:pPr>
       <w:r>
-        <w:t xml:space="preserve">Bausch, A., &amp; Krist, M. (2007). The effect of context-related moderators on the internationalization–performance relationship: Evidence from meta-analysis.</w:t>
+        <w:t xml:space="preserve">Banalieva, E. R., &amp; Dhanaraj, C. (2019). Internalization theory for the digital economy.</w:t>
       </w:r>
       <w:r>
         <w:t xml:space="preserve"> </w:t>
@@ -19510,10 +19510,10 @@
           <w:iCs/>
           <w:i/>
         </w:rPr>
-        <w:t xml:space="preserve">Management International Review, 47</w:t>
-      </w:r>
-      <w:r>
-        <w:t xml:space="preserve">(3), 319–347.</w:t>
+        <w:t xml:space="preserve">Journal of International Business Studies, 50</w:t>
+      </w:r>
+      <w:r>
+        <w:t xml:space="preserve">(8), 1372–1387.</w:t>
       </w:r>
     </w:p>
     <w:p>
@@ -19521,7 +19521,7 @@
         <w:pStyle w:val="BodyText"/>
       </w:pPr>
       <w:r>
-        <w:t xml:space="preserve">Beblawi, H. (1987). The rentier state in the Arab world. In H. Beblawi &amp; G. Luciani (Eds.),</w:t>
+        <w:t xml:space="preserve">Bausch, A., &amp; Krist, M. (2007). The effect of context-related moderators on the internationalization–performance relationship: Evidence from meta-analysis.</w:t>
       </w:r>
       <w:r>
         <w:t xml:space="preserve"> </w:t>
@@ -19531,13 +19531,10 @@
           <w:iCs/>
           <w:i/>
         </w:rPr>
-        <w:t xml:space="preserve">The rentier state</w:t>
-      </w:r>
-      <w:r>
-        <w:t xml:space="preserve"> </w:t>
-      </w:r>
-      <w:r>
-        <w:t xml:space="preserve">(pp. 49–62). Croom Helm.</w:t>
+        <w:t xml:space="preserve">Management International Review, 47</w:t>
+      </w:r>
+      <w:r>
+        <w:t xml:space="preserve">(3), 319–347.</w:t>
       </w:r>
     </w:p>
     <w:p>
@@ -19545,7 +19542,7 @@
         <w:pStyle w:val="BodyText"/>
       </w:pPr>
       <w:r>
-        <w:t xml:space="preserve">Bertram, G. (2006). Introduction: The MIRAB model in the twenty-first century.</w:t>
+        <w:t xml:space="preserve">Beblawi, H. (1987). The rentier state in the Arab world. In H. Beblawi &amp; G. Luciani (Eds.),</w:t>
       </w:r>
       <w:r>
         <w:t xml:space="preserve"> </w:t>
@@ -19555,10 +19552,13 @@
           <w:iCs/>
           <w:i/>
         </w:rPr>
-        <w:t xml:space="preserve">Asia Pacific Viewpoint, 47</w:t>
-      </w:r>
-      <w:r>
-        <w:t xml:space="preserve">(1), 1–13.</w:t>
+        <w:t xml:space="preserve">The rentier state</w:t>
+      </w:r>
+      <w:r>
+        <w:t xml:space="preserve"> </w:t>
+      </w:r>
+      <w:r>
+        <w:t xml:space="preserve">(pp. 49–62). Croom Helm.</w:t>
       </w:r>
     </w:p>
     <w:p>
@@ -19566,7 +19566,7 @@
         <w:pStyle w:val="BodyText"/>
       </w:pPr>
       <w:r>
-        <w:t xml:space="preserve">Briguglio, L. (1995). Small island developing states and their economic vulnerabilities.</w:t>
+        <w:t xml:space="preserve">Bertram, G. (2006). Introduction: The MIRAB model in the twenty-first century.</w:t>
       </w:r>
       <w:r>
         <w:t xml:space="preserve"> </w:t>
@@ -19576,10 +19576,10 @@
           <w:iCs/>
           <w:i/>
         </w:rPr>
-        <w:t xml:space="preserve">World Development, 23</w:t>
-      </w:r>
-      <w:r>
-        <w:t xml:space="preserve">(9), 1615–1632.</w:t>
+        <w:t xml:space="preserve">Asia Pacific Viewpoint, 47</w:t>
+      </w:r>
+      <w:r>
+        <w:t xml:space="preserve">(1), 1–13.</w:t>
       </w:r>
     </w:p>
     <w:p>
@@ -19587,7 +19587,7 @@
         <w:pStyle w:val="BodyText"/>
       </w:pPr>
       <w:r>
-        <w:t xml:space="preserve">Brynjolfsson, E., &amp; McAfee, A. (2014).</w:t>
+        <w:t xml:space="preserve">Briguglio, L. (1995). Small island developing states and their economic vulnerabilities.</w:t>
       </w:r>
       <w:r>
         <w:t xml:space="preserve"> </w:t>
@@ -19597,10 +19597,10 @@
           <w:iCs/>
           <w:i/>
         </w:rPr>
-        <w:t xml:space="preserve">The second machine age: Work, progress, and prosperity in a time of brilliant technologies</w:t>
-      </w:r>
-      <w:r>
-        <w:t xml:space="preserve">. W. W. Norton &amp; Company.</w:t>
+        <w:t xml:space="preserve">World Development, 23</w:t>
+      </w:r>
+      <w:r>
+        <w:t xml:space="preserve">(9), 1615–1632.</w:t>
       </w:r>
     </w:p>
     <w:p>
@@ -19608,7 +19608,7 @@
         <w:pStyle w:val="BodyText"/>
       </w:pPr>
       <w:r>
-        <w:t xml:space="preserve">Cohen, W. M., &amp; Levinthal, D. A. (1990). Absorptive capacity: A new perspective on learning and innovation.</w:t>
+        <w:t xml:space="preserve">Brynjolfsson, E., &amp; McAfee, A. (2014).</w:t>
       </w:r>
       <w:r>
         <w:t xml:space="preserve"> </w:t>
@@ -19618,10 +19618,10 @@
           <w:iCs/>
           <w:i/>
         </w:rPr>
-        <w:t xml:space="preserve">Administrative Science Quarterly, 35</w:t>
-      </w:r>
-      <w:r>
-        <w:t xml:space="preserve">(1), 128–152.</w:t>
+        <w:t xml:space="preserve">The second machine age: Work, progress, and prosperity in a time of brilliant technologies</w:t>
+      </w:r>
+      <w:r>
+        <w:t xml:space="preserve">. W. W. Norton &amp; Company.</w:t>
       </w:r>
     </w:p>
     <w:p>
@@ -19629,7 +19629,7 @@
         <w:pStyle w:val="BodyText"/>
       </w:pPr>
       <w:r>
-        <w:t xml:space="preserve">Contractor, F. J., Kundu, S. K., &amp; Hsu, C. C. (2003). A three-stage theory of international expansion.</w:t>
+        <w:t xml:space="preserve">Cohen, W. M., &amp; Levinthal, D. A. (1990). Absorptive capacity: A new perspective on learning and innovation.</w:t>
       </w:r>
       <w:r>
         <w:t xml:space="preserve"> </w:t>
@@ -19639,10 +19639,10 @@
           <w:iCs/>
           <w:i/>
         </w:rPr>
-        <w:t xml:space="preserve">Journal of International Business Studies, 34</w:t>
-      </w:r>
-      <w:r>
-        <w:t xml:space="preserve">(1), 5–18.</w:t>
+        <w:t xml:space="preserve">Administrative Science Quarterly, 35</w:t>
+      </w:r>
+      <w:r>
+        <w:t xml:space="preserve">(1), 128–152.</w:t>
       </w:r>
     </w:p>
     <w:p>
@@ -19650,7 +19650,7 @@
         <w:pStyle w:val="BodyText"/>
       </w:pPr>
       <w:r>
-        <w:t xml:space="preserve">Cusolito, A. P., &amp; Maloney, W. F. (2018).</w:t>
+        <w:t xml:space="preserve">Contractor, F. J., Kundu, S. K., &amp; Hsu, C. C. (2003). A three-stage theory of international expansion.</w:t>
       </w:r>
       <w:r>
         <w:t xml:space="preserve"> </w:t>
@@ -19660,10 +19660,10 @@
           <w:iCs/>
           <w:i/>
         </w:rPr>
-        <w:t xml:space="preserve">Productivity revisited: Shifting paradigms in analysis and policy</w:t>
-      </w:r>
-      <w:r>
-        <w:t xml:space="preserve">. World Bank Group.</w:t>
+        <w:t xml:space="preserve">Journal of International Business Studies, 34</w:t>
+      </w:r>
+      <w:r>
+        <w:t xml:space="preserve">(1), 5–18.</w:t>
       </w:r>
     </w:p>
     <w:p>
@@ -19671,7 +19671,7 @@
         <w:pStyle w:val="BodyText"/>
       </w:pPr>
       <w:r>
-        <w:t xml:space="preserve">David, P. A. (1990). The dynamo and the computer: An historical perspective on the modern productivity paradox.</w:t>
+        <w:t xml:space="preserve">Cusolito, A. P., &amp; Maloney, W. F. (2018).</w:t>
       </w:r>
       <w:r>
         <w:t xml:space="preserve"> </w:t>
@@ -19681,10 +19681,10 @@
           <w:iCs/>
           <w:i/>
         </w:rPr>
-        <w:t xml:space="preserve">American Economic Review, 80</w:t>
-      </w:r>
-      <w:r>
-        <w:t xml:space="preserve">(2), 355–361.</w:t>
+        <w:t xml:space="preserve">Productivity revisited: Shifting paradigms in analysis and policy</w:t>
+      </w:r>
+      <w:r>
+        <w:t xml:space="preserve">. World Bank Group.</w:t>
       </w:r>
     </w:p>
     <w:p>
@@ -19692,7 +19692,7 @@
         <w:pStyle w:val="BodyText"/>
       </w:pPr>
       <w:r>
-        <w:t xml:space="preserve">Đỗ, T. H., &amp; Phan, A. T. (2026). Internationalization and firm performance in Vietnam.</w:t>
+        <w:t xml:space="preserve">David, P. A. (1990). The dynamo and the computer: An historical perspective on the modern productivity paradox.</w:t>
       </w:r>
       <w:r>
         <w:t xml:space="preserve"> </w:t>
@@ -19702,13 +19702,10 @@
           <w:iCs/>
           <w:i/>
         </w:rPr>
-        <w:t xml:space="preserve">Journal of Asia Business Studies</w:t>
-      </w:r>
-      <w:r>
-        <w:t xml:space="preserve"> </w:t>
-      </w:r>
-      <w:r>
-        <w:t xml:space="preserve">(under review).</w:t>
+        <w:t xml:space="preserve">American Economic Review, 80</w:t>
+      </w:r>
+      <w:r>
+        <w:t xml:space="preserve">(2), 355–361.</w:t>
       </w:r>
     </w:p>
     <w:p>
@@ -19716,7 +19713,7 @@
         <w:pStyle w:val="BodyText"/>
       </w:pPr>
       <w:r>
-        <w:t xml:space="preserve">Hall, P. A., &amp; Soskice, D. (Eds.). (2001).</w:t>
+        <w:t xml:space="preserve">Đỗ, T. H., &amp; Phan, A. T. (2026). Internationalization and firm performance in Vietnam.</w:t>
       </w:r>
       <w:r>
         <w:t xml:space="preserve"> </w:t>
@@ -19726,10 +19723,13 @@
           <w:iCs/>
           <w:i/>
         </w:rPr>
-        <w:t xml:space="preserve">Varieties of capitalism: The institutional foundations of comparative advantage</w:t>
-      </w:r>
-      <w:r>
-        <w:t xml:space="preserve">. Oxford University Press.</w:t>
+        <w:t xml:space="preserve">Journal of Asia Business Studies</w:t>
+      </w:r>
+      <w:r>
+        <w:t xml:space="preserve"> </w:t>
+      </w:r>
+      <w:r>
+        <w:t xml:space="preserve">(under review).</w:t>
       </w:r>
     </w:p>
     <w:p>
@@ -19737,7 +19737,7 @@
         <w:pStyle w:val="BodyText"/>
       </w:pPr>
       <w:r>
-        <w:t xml:space="preserve">Hertog, S. (2010).</w:t>
+        <w:t xml:space="preserve">Hall, P. A., &amp; Soskice, D. (Eds.). (2001).</w:t>
       </w:r>
       <w:r>
         <w:t xml:space="preserve"> </w:t>
@@ -19747,10 +19747,10 @@
           <w:iCs/>
           <w:i/>
         </w:rPr>
-        <w:t xml:space="preserve">Princes, brokers, and bureaucrats: Oil and the state in Saudi Arabia</w:t>
-      </w:r>
-      <w:r>
-        <w:t xml:space="preserve">. Cornell University Press.</w:t>
+        <w:t xml:space="preserve">Varieties of capitalism: The institutional foundations of comparative advantage</w:t>
+      </w:r>
+      <w:r>
+        <w:t xml:space="preserve">. Oxford University Press.</w:t>
       </w:r>
     </w:p>
     <w:p>
@@ -19758,7 +19758,7 @@
         <w:pStyle w:val="BodyText"/>
       </w:pPr>
       <w:r>
-        <w:t xml:space="preserve">Hsieh, C.-T., &amp; Klenow, P. J. (2009). Misallocation and manufacturing TFP in China and India.</w:t>
+        <w:t xml:space="preserve">Hertog, S. (2010).</w:t>
       </w:r>
       <w:r>
         <w:t xml:space="preserve"> </w:t>
@@ -19768,10 +19768,10 @@
           <w:iCs/>
           <w:i/>
         </w:rPr>
-        <w:t xml:space="preserve">Quarterly Journal of Economics, 124</w:t>
-      </w:r>
-      <w:r>
-        <w:t xml:space="preserve">(4), 1403–1448.</w:t>
+        <w:t xml:space="preserve">Princes, brokers, and bureaucrats: Oil and the state in Saudi Arabia</w:t>
+      </w:r>
+      <w:r>
+        <w:t xml:space="preserve">. Cornell University Press.</w:t>
       </w:r>
     </w:p>
     <w:p>
@@ -19779,7 +19779,7 @@
         <w:pStyle w:val="BodyText"/>
       </w:pPr>
       <w:r>
-        <w:t xml:space="preserve">Hsieh, C.-T., &amp; Klenow, P. J. (2014). The life cycle of plants in India and Mexico.</w:t>
+        <w:t xml:space="preserve">Hsieh, C.-T., &amp; Klenow, P. J. (2009). Misallocation and manufacturing TFP in China and India.</w:t>
       </w:r>
       <w:r>
         <w:t xml:space="preserve"> </w:t>
@@ -19789,10 +19789,10 @@
           <w:iCs/>
           <w:i/>
         </w:rPr>
-        <w:t xml:space="preserve">Quarterly Journal of Economics, 129</w:t>
-      </w:r>
-      <w:r>
-        <w:t xml:space="preserve">(3), 1035–1084.</w:t>
+        <w:t xml:space="preserve">Quarterly Journal of Economics, 124</w:t>
+      </w:r>
+      <w:r>
+        <w:t xml:space="preserve">(4), 1403–1448.</w:t>
       </w:r>
     </w:p>
     <w:p>
@@ -19800,7 +19800,7 @@
         <w:pStyle w:val="BodyText"/>
       </w:pPr>
       <w:r>
-        <w:t xml:space="preserve">Johanson, J., &amp; Vahlne, J.-E. (1977). The internationalization process of the firm.</w:t>
+        <w:t xml:space="preserve">Hsieh, C.-T., &amp; Klenow, P. J. (2014). The life cycle of plants in India and Mexico.</w:t>
       </w:r>
       <w:r>
         <w:t xml:space="preserve"> </w:t>
@@ -19810,10 +19810,10 @@
           <w:iCs/>
           <w:i/>
         </w:rPr>
-        <w:t xml:space="preserve">Journal of International Business Studies, 8</w:t>
-      </w:r>
-      <w:r>
-        <w:t xml:space="preserve">(1), 23–32.</w:t>
+        <w:t xml:space="preserve">Quarterly Journal of Economics, 129</w:t>
+      </w:r>
+      <w:r>
+        <w:t xml:space="preserve">(3), 1035–1084.</w:t>
       </w:r>
     </w:p>
     <w:p>
@@ -19821,7 +19821,7 @@
         <w:pStyle w:val="BodyText"/>
       </w:pPr>
       <w:r>
-        <w:t xml:space="preserve">Johanson, J., &amp; Vahlne, J.-E. (2009). The Uppsala internationalization process model revisited.</w:t>
+        <w:t xml:space="preserve">Johanson, J., &amp; Vahlne, J.-E. (1977). The internationalization process of the firm.</w:t>
       </w:r>
       <w:r>
         <w:t xml:space="preserve"> </w:t>
@@ -19831,10 +19831,10 @@
           <w:iCs/>
           <w:i/>
         </w:rPr>
-        <w:t xml:space="preserve">Journal of International Business Studies, 40</w:t>
-      </w:r>
-      <w:r>
-        <w:t xml:space="preserve">(9), 1411–1431.</w:t>
+        <w:t xml:space="preserve">Journal of International Business Studies, 8</w:t>
+      </w:r>
+      <w:r>
+        <w:t xml:space="preserve">(1), 23–32.</w:t>
       </w:r>
     </w:p>
     <w:p>
@@ -19842,7 +19842,7 @@
         <w:pStyle w:val="BodyText"/>
       </w:pPr>
       <w:r>
-        <w:t xml:space="preserve">Kafouros, M., Wang, C., Piperopoulos, P., &amp; Zhang, M. (2023). Academic publishing in business and management.</w:t>
+        <w:t xml:space="preserve">Johanson, J., &amp; Vahlne, J.-E. (2009). The Uppsala internationalization process model revisited.</w:t>
       </w:r>
       <w:r>
         <w:t xml:space="preserve"> </w:t>
@@ -19852,10 +19852,10 @@
           <w:iCs/>
           <w:i/>
         </w:rPr>
-        <w:t xml:space="preserve">Global Strategy Journal, 13</w:t>
-      </w:r>
-      <w:r>
-        <w:t xml:space="preserve">(1), 3–28.</w:t>
+        <w:t xml:space="preserve">Journal of International Business Studies, 40</w:t>
+      </w:r>
+      <w:r>
+        <w:t xml:space="preserve">(9), 1411–1431.</w:t>
       </w:r>
     </w:p>
     <w:p>
@@ -19863,7 +19863,7 @@
         <w:pStyle w:val="BodyText"/>
       </w:pPr>
       <w:r>
-        <w:t xml:space="preserve">Kaufmann, D., Kraay, A., &amp; Mastruzzi, M. (2011). The worldwide governance indicators: Methodology and analytical issues.</w:t>
+        <w:t xml:space="preserve">Kafouros, M., Wang, C., Piperopoulos, P., &amp; Zhang, M. (2023). Academic publishing in business and management.</w:t>
       </w:r>
       <w:r>
         <w:t xml:space="preserve"> </w:t>
@@ -19873,10 +19873,10 @@
           <w:iCs/>
           <w:i/>
         </w:rPr>
-        <w:t xml:space="preserve">Hague Journal on the Rule of Law, 3</w:t>
-      </w:r>
-      <w:r>
-        <w:t xml:space="preserve">(2), 220–246.</w:t>
+        <w:t xml:space="preserve">Global Strategy Journal, 13</w:t>
+      </w:r>
+      <w:r>
+        <w:t xml:space="preserve">(1), 3–28.</w:t>
       </w:r>
     </w:p>
     <w:p>
@@ -19884,7 +19884,7 @@
         <w:pStyle w:val="BodyText"/>
       </w:pPr>
       <w:r>
-        <w:t xml:space="preserve">Khanna, T., &amp; Palepu, K. G. (2010).</w:t>
+        <w:t xml:space="preserve">Kaufmann, D., Kraay, A., &amp; Mastruzzi, M. (2011). The worldwide governance indicators: Methodology and analytical issues.</w:t>
       </w:r>
       <w:r>
         <w:t xml:space="preserve"> </w:t>
@@ -19894,10 +19894,10 @@
           <w:iCs/>
           <w:i/>
         </w:rPr>
-        <w:t xml:space="preserve">Winning in emerging markets: A road map for strategy and execution</w:t>
-      </w:r>
-      <w:r>
-        <w:t xml:space="preserve">. Harvard Business Press.</w:t>
+        <w:t xml:space="preserve">Hague Journal on the Rule of Law, 3</w:t>
+      </w:r>
+      <w:r>
+        <w:t xml:space="preserve">(2), 220–246.</w:t>
       </w:r>
     </w:p>
     <w:p>
@@ -19905,7 +19905,7 @@
         <w:pStyle w:val="BodyText"/>
       </w:pPr>
       <w:r>
-        <w:t xml:space="preserve">Kirca, A. H., Hult, G. T. M., Deligonul, S., Perryy, M. Z., &amp; Cavusgil, S. T. (2012). A multilevel examination of the drivers of firm multinationality.</w:t>
+        <w:t xml:space="preserve">Khanna, T., &amp; Palepu, K. G. (2010).</w:t>
       </w:r>
       <w:r>
         <w:t xml:space="preserve"> </w:t>
@@ -19915,10 +19915,10 @@
           <w:iCs/>
           <w:i/>
         </w:rPr>
-        <w:t xml:space="preserve">Journal of Management, 38</w:t>
-      </w:r>
-      <w:r>
-        <w:t xml:space="preserve">(2), 502–530.</w:t>
+        <w:t xml:space="preserve">Winning in emerging markets: A road map for strategy and execution</w:t>
+      </w:r>
+      <w:r>
+        <w:t xml:space="preserve">. Harvard Business Press.</w:t>
       </w:r>
     </w:p>
     <w:p>
@@ -19926,7 +19926,7 @@
         <w:pStyle w:val="BodyText"/>
       </w:pPr>
       <w:r>
-        <w:t xml:space="preserve">Lu, J. W., &amp; Beamish, P. W. (2004). International diversification and firm performance: The S-curve hypothesis.</w:t>
+        <w:t xml:space="preserve">Kirca, A. H., Hult, G. T. M., Deligonul, S., Perryy, M. Z., &amp; Cavusgil, S. T. (2012). A multilevel examination of the drivers of firm multinationality.</w:t>
       </w:r>
       <w:r>
         <w:t xml:space="preserve"> </w:t>
@@ -19936,10 +19936,10 @@
           <w:iCs/>
           <w:i/>
         </w:rPr>
-        <w:t xml:space="preserve">Academy of Management Journal, 47</w:t>
-      </w:r>
-      <w:r>
-        <w:t xml:space="preserve">(4), 598–609.</w:t>
+        <w:t xml:space="preserve">Journal of Management, 38</w:t>
+      </w:r>
+      <w:r>
+        <w:t xml:space="preserve">(2), 502–530.</w:t>
       </w:r>
     </w:p>
     <w:p>
@@ -19947,7 +19947,7 @@
         <w:pStyle w:val="BodyText"/>
       </w:pPr>
       <w:r>
-        <w:t xml:space="preserve">Mar, J., Đỗ, T. H., &amp; Phan, A. T. (2026). Digital adoption and internationalization in Singapore.</w:t>
+        <w:t xml:space="preserve">Lu, J. W., &amp; Beamish, P. W. (2004). International diversification and firm performance: The S-curve hypothesis.</w:t>
       </w:r>
       <w:r>
         <w:t xml:space="preserve"> </w:t>
@@ -19957,13 +19957,10 @@
           <w:iCs/>
           <w:i/>
         </w:rPr>
-        <w:t xml:space="preserve">Management International Review</w:t>
-      </w:r>
-      <w:r>
-        <w:t xml:space="preserve"> </w:t>
-      </w:r>
-      <w:r>
-        <w:t xml:space="preserve">(under review).</w:t>
+        <w:t xml:space="preserve">Academy of Management Journal, 47</w:t>
+      </w:r>
+      <w:r>
+        <w:t xml:space="preserve">(4), 598–609.</w:t>
       </w:r>
     </w:p>
     <w:p>
@@ -19971,7 +19968,7 @@
         <w:pStyle w:val="BodyText"/>
       </w:pPr>
       <w:r>
-        <w:t xml:space="preserve">Marano, V., Arregle, J.-L., Hitt, M. A., Spadafora, E., &amp; van Essen, M. (2016). Home country institutions and the internationalization-performance relationship.</w:t>
+        <w:t xml:space="preserve">Mar, J., Đỗ, T. H., &amp; Phan, A. T. (2026). Digital adoption and internationalization in Singapore.</w:t>
       </w:r>
       <w:r>
         <w:t xml:space="preserve"> </w:t>
@@ -19981,10 +19978,13 @@
           <w:iCs/>
           <w:i/>
         </w:rPr>
-        <w:t xml:space="preserve">Journal of Management, 42</w:t>
-      </w:r>
-      <w:r>
-        <w:t xml:space="preserve">(5), 1075–1110.</w:t>
+        <w:t xml:space="preserve">Management International Review</w:t>
+      </w:r>
+      <w:r>
+        <w:t xml:space="preserve"> </w:t>
+      </w:r>
+      <w:r>
+        <w:t xml:space="preserve">(under review).</w:t>
       </w:r>
     </w:p>
     <w:p>
@@ -19992,7 +19992,7 @@
         <w:pStyle w:val="BodyText"/>
       </w:pPr>
       <w:r>
-        <w:t xml:space="preserve">North, D. C. (1990).</w:t>
+        <w:t xml:space="preserve">Marano, V., Arregle, J.-L., Hitt, M. A., Spadafora, E., &amp; van Essen, M. (2016). Home country institutions and the internationalization-performance relationship.</w:t>
       </w:r>
       <w:r>
         <w:t xml:space="preserve"> </w:t>
@@ -20002,10 +20002,10 @@
           <w:iCs/>
           <w:i/>
         </w:rPr>
-        <w:t xml:space="preserve">Institutions, institutional change and economic performance</w:t>
-      </w:r>
-      <w:r>
-        <w:t xml:space="preserve">. Cambridge University Press.</w:t>
+        <w:t xml:space="preserve">Journal of Management, 42</w:t>
+      </w:r>
+      <w:r>
+        <w:t xml:space="preserve">(5), 1075–1110.</w:t>
       </w:r>
     </w:p>
     <w:p>
@@ -20013,7 +20013,7 @@
         <w:pStyle w:val="BodyText"/>
       </w:pPr>
       <w:r>
-        <w:t xml:space="preserve">Peng, M. W. (2001). The resource-based view and international business.</w:t>
+        <w:t xml:space="preserve">North, D. C. (1990).</w:t>
       </w:r>
       <w:r>
         <w:t xml:space="preserve"> </w:t>
@@ -20023,10 +20023,10 @@
           <w:iCs/>
           <w:i/>
         </w:rPr>
-        <w:t xml:space="preserve">Journal of Management, 27</w:t>
-      </w:r>
-      <w:r>
-        <w:t xml:space="preserve">(6), 803–829.</w:t>
+        <w:t xml:space="preserve">Institutions, institutional change and economic performance</w:t>
+      </w:r>
+      <w:r>
+        <w:t xml:space="preserve">. Cambridge University Press.</w:t>
       </w:r>
     </w:p>
     <w:p>
@@ -20034,7 +20034,7 @@
         <w:pStyle w:val="BodyText"/>
       </w:pPr>
       <w:r>
-        <w:t xml:space="preserve">Peng, M. W. (2003). Institutional transitions and strategic choices.</w:t>
+        <w:t xml:space="preserve">Peng, M. W. (2001). The resource-based view and international business.</w:t>
       </w:r>
       <w:r>
         <w:t xml:space="preserve"> </w:t>
@@ -20044,10 +20044,10 @@
           <w:iCs/>
           <w:i/>
         </w:rPr>
-        <w:t xml:space="preserve">Academy of Management Review, 28</w:t>
-      </w:r>
-      <w:r>
-        <w:t xml:space="preserve">(2), 275–296.</w:t>
+        <w:t xml:space="preserve">Journal of Management, 27</w:t>
+      </w:r>
+      <w:r>
+        <w:t xml:space="preserve">(6), 803–829.</w:t>
       </w:r>
     </w:p>
     <w:p>
@@ -20055,7 +20055,7 @@
         <w:pStyle w:val="BodyText"/>
       </w:pPr>
       <w:r>
-        <w:t xml:space="preserve">Sachs, J. D., &amp; Warner, A. M. (2001). The curse of natural resources.</w:t>
+        <w:t xml:space="preserve">Peng, M. W. (2003). Institutional transitions and strategic choices.</w:t>
       </w:r>
       <w:r>
         <w:t xml:space="preserve"> </w:t>
@@ -20065,10 +20065,10 @@
           <w:iCs/>
           <w:i/>
         </w:rPr>
-        <w:t xml:space="preserve">European Economic Review, 45</w:t>
-      </w:r>
-      <w:r>
-        <w:t xml:space="preserve">(4–6), 827–838.</w:t>
+        <w:t xml:space="preserve">Academy of Management Review, 28</w:t>
+      </w:r>
+      <w:r>
+        <w:t xml:space="preserve">(2), 275–296.</w:t>
       </w:r>
     </w:p>
     <w:p>
@@ -20076,7 +20076,7 @@
         <w:pStyle w:val="BodyText"/>
       </w:pPr>
       <w:r>
-        <w:t xml:space="preserve">Schwens, C., Zapkau, F. B., Brouthers, K. D., &amp; Hollender, L. (2018). How overconfidence can blind internationalization performance predictions.</w:t>
+        <w:t xml:space="preserve">Sachs, J. D., &amp; Warner, A. M. (2001). The curse of natural resources.</w:t>
       </w:r>
       <w:r>
         <w:t xml:space="preserve"> </w:t>
@@ -20086,10 +20086,10 @@
           <w:iCs/>
           <w:i/>
         </w:rPr>
-        <w:t xml:space="preserve">Journal of World Business, 53</w:t>
-      </w:r>
-      <w:r>
-        <w:t xml:space="preserve">(3), 290–301.</w:t>
+        <w:t xml:space="preserve">European Economic Review, 45</w:t>
+      </w:r>
+      <w:r>
+        <w:t xml:space="preserve">(4–6), 827–838.</w:t>
       </w:r>
     </w:p>
     <w:p>
@@ -20097,7 +20097,7 @@
         <w:pStyle w:val="BodyText"/>
       </w:pPr>
       <w:r>
-        <w:t xml:space="preserve">Sikdar, A., &amp; Mukhopadhyay, A. (2026). Technology spillovers and firm performance in India.</w:t>
+        <w:t xml:space="preserve">Schwens, C., Zapkau, F. B., Brouthers, K. D., &amp; Hollender, L. (2018). How overconfidence can blind internationalization performance predictions.</w:t>
       </w:r>
       <w:r>
         <w:t xml:space="preserve"> </w:t>
@@ -20107,10 +20107,10 @@
           <w:iCs/>
           <w:i/>
         </w:rPr>
-        <w:t xml:space="preserve">Asian Development Review, 43</w:t>
-      </w:r>
-      <w:r>
-        <w:t xml:space="preserve">(1), 37–75.</w:t>
+        <w:t xml:space="preserve">Journal of World Business, 53</w:t>
+      </w:r>
+      <w:r>
+        <w:t xml:space="preserve">(3), 290–301.</w:t>
       </w:r>
     </w:p>
     <w:p>
@@ -20118,7 +20118,7 @@
         <w:pStyle w:val="BodyText"/>
       </w:pPr>
       <w:r>
-        <w:t xml:space="preserve">Stallkamp, M., &amp; Schotter, A. P. J. (2021). Platforms without borders?</w:t>
+        <w:t xml:space="preserve">Sikdar, A., &amp; Mukhopadhyay, A. (2026). Technology spillovers and firm performance in India.</w:t>
       </w:r>
       <w:r>
         <w:t xml:space="preserve"> </w:t>
@@ -20128,10 +20128,10 @@
           <w:iCs/>
           <w:i/>
         </w:rPr>
-        <w:t xml:space="preserve">Global Strategy Journal, 11</w:t>
-      </w:r>
-      <w:r>
-        <w:t xml:space="preserve">(1), 58–80.</w:t>
+        <w:t xml:space="preserve">Asian Development Review, 43</w:t>
+      </w:r>
+      <w:r>
+        <w:t xml:space="preserve">(1), 37–75.</w:t>
       </w:r>
     </w:p>
     <w:p>
@@ -20139,7 +20139,7 @@
         <w:pStyle w:val="BodyText"/>
       </w:pPr>
       <w:r>
-        <w:t xml:space="preserve">Teece, D. J., Pisano, G., &amp; Shuen, A. (1997). Dynamic capabilities and strategic management.</w:t>
+        <w:t xml:space="preserve">StartupBlink. (2026).</w:t>
       </w:r>
       <w:r>
         <w:t xml:space="preserve"> </w:t>
@@ -20149,10 +20149,10 @@
           <w:iCs/>
           <w:i/>
         </w:rPr>
-        <w:t xml:space="preserve">Strategic Management Journal, 18</w:t>
-      </w:r>
-      <w:r>
-        <w:t xml:space="preserve">(7), 509–533.</w:t>
+        <w:t xml:space="preserve">Global startup ecosystem index 2026</w:t>
+      </w:r>
+      <w:r>
+        <w:t xml:space="preserve">. StartupBlink Research.</w:t>
       </w:r>
     </w:p>
     <w:p>
@@ -20160,7 +20160,7 @@
         <w:pStyle w:val="BodyText"/>
       </w:pPr>
       <w:r>
-        <w:t xml:space="preserve">UNCTAD. (2023).</w:t>
+        <w:t xml:space="preserve">Stallkamp, M., &amp; Schotter, A. P. J. (2021). Platforms without borders?</w:t>
       </w:r>
       <w:r>
         <w:t xml:space="preserve"> </w:t>
@@ -20170,10 +20170,10 @@
           <w:iCs/>
           <w:i/>
         </w:rPr>
-        <w:t xml:space="preserve">World investment report 2023</w:t>
-      </w:r>
-      <w:r>
-        <w:t xml:space="preserve">. United Nations Conference on Trade and Development.</w:t>
+        <w:t xml:space="preserve">Global Strategy Journal, 11</w:t>
+      </w:r>
+      <w:r>
+        <w:t xml:space="preserve">(1), 58–80.</w:t>
       </w:r>
     </w:p>
     <w:p>
@@ -20181,7 +20181,7 @@
         <w:pStyle w:val="BodyText"/>
       </w:pPr>
       <w:r>
-        <w:t xml:space="preserve">Venkatraman, N., &amp; Ramanujam, V. (1986). Measurement of business performance in strategy research.</w:t>
+        <w:t xml:space="preserve">Teece, D. J., Pisano, G., &amp; Shuen, A. (1997). Dynamic capabilities and strategic management.</w:t>
       </w:r>
       <w:r>
         <w:t xml:space="preserve"> </w:t>
@@ -20191,10 +20191,10 @@
           <w:iCs/>
           <w:i/>
         </w:rPr>
-        <w:t xml:space="preserve">Academy of Management Review, 11</w:t>
-      </w:r>
-      <w:r>
-        <w:t xml:space="preserve">(4), 801–814.</w:t>
+        <w:t xml:space="preserve">Strategic Management Journal, 18</w:t>
+      </w:r>
+      <w:r>
+        <w:t xml:space="preserve">(7), 509–533.</w:t>
       </w:r>
     </w:p>
     <w:p>
@@ -20202,7 +20202,7 @@
         <w:pStyle w:val="BodyText"/>
       </w:pPr>
       <w:r>
-        <w:t xml:space="preserve">Verhoef, P. C., Broekhuizen, T., Bart, Y., Bhattacharya, A., Dong, J. Q., Fabian, N., &amp; Haenlein, M. (2021). Digital transformation: A multidisciplinary reflection and research agenda.</w:t>
+        <w:t xml:space="preserve">UNCTAD. (2023).</w:t>
       </w:r>
       <w:r>
         <w:t xml:space="preserve"> </w:t>
@@ -20212,10 +20212,10 @@
           <w:iCs/>
           <w:i/>
         </w:rPr>
-        <w:t xml:space="preserve">Journal of Business Research, 122</w:t>
-      </w:r>
-      <w:r>
-        <w:t xml:space="preserve">, 889–901.</w:t>
+        <w:t xml:space="preserve">World investment report 2023</w:t>
+      </w:r>
+      <w:r>
+        <w:t xml:space="preserve">. United Nations Conference on Trade and Development.</w:t>
       </w:r>
     </w:p>
     <w:p>
@@ -20223,7 +20223,7 @@
         <w:pStyle w:val="BodyText"/>
       </w:pPr>
       <w:r>
-        <w:t xml:space="preserve">Wang, J., Huang, Y., &amp; Hong, H. (2024). Technology concentration and bank risk: Evidence from Chinese commercial banks.</w:t>
+        <w:t xml:space="preserve">Venkatraman, N., &amp; Ramanujam, V. (1986). Measurement of business performance in strategy research.</w:t>
       </w:r>
       <w:r>
         <w:t xml:space="preserve"> </w:t>
@@ -20233,10 +20233,10 @@
           <w:iCs/>
           <w:i/>
         </w:rPr>
-        <w:t xml:space="preserve">International Review of Financial Analysis, 91</w:t>
-      </w:r>
-      <w:r>
-        <w:t xml:space="preserve">, 102968.</w:t>
+        <w:t xml:space="preserve">Academy of Management Review, 11</w:t>
+      </w:r>
+      <w:r>
+        <w:t xml:space="preserve">(4), 801–814.</w:t>
       </w:r>
     </w:p>
     <w:p>
@@ -20244,7 +20244,7 @@
         <w:pStyle w:val="BodyText"/>
       </w:pPr>
       <w:r>
-        <w:t xml:space="preserve">Wernerfelt, B. (1984). A resource-based view of the firm.</w:t>
+        <w:t xml:space="preserve">Verhoef, P. C., Broekhuizen, T., Bart, Y., Bhattacharya, A., Dong, J. Q., Fabian, N., &amp; Haenlein, M. (2021). Digital transformation: A multidisciplinary reflection and research agenda.</w:t>
       </w:r>
       <w:r>
         <w:t xml:space="preserve"> </w:t>
@@ -20254,10 +20254,10 @@
           <w:iCs/>
           <w:i/>
         </w:rPr>
-        <w:t xml:space="preserve">Strategic Management Journal, 5</w:t>
-      </w:r>
-      <w:r>
-        <w:t xml:space="preserve">(2), 171–180.</w:t>
+        <w:t xml:space="preserve">Journal of Business Research, 122</w:t>
+      </w:r>
+      <w:r>
+        <w:t xml:space="preserve">, 889–901.</w:t>
       </w:r>
     </w:p>
     <w:p>
@@ -20265,7 +20265,7 @@
         <w:pStyle w:val="BodyText"/>
       </w:pPr>
       <w:r>
-        <w:t xml:space="preserve">Williamson, O. E. (1985).</w:t>
+        <w:t xml:space="preserve">Wang, J., Huang, Y., &amp; Hong, H. (2024). Technology concentration and bank risk: Evidence from Chinese commercial banks.</w:t>
       </w:r>
       <w:r>
         <w:t xml:space="preserve"> </w:t>
@@ -20275,10 +20275,94 @@
           <w:iCs/>
           <w:i/>
         </w:rPr>
+        <w:t xml:space="preserve">International Review of Financial Analysis, 91</w:t>
+      </w:r>
+      <w:r>
+        <w:t xml:space="preserve">, 102968.</w:t>
+      </w:r>
+    </w:p>
+    <w:p>
+      <w:pPr>
+        <w:pStyle w:val="BodyText"/>
+      </w:pPr>
+      <w:r>
+        <w:t xml:space="preserve">Wernerfelt, B. (1984). A resource-based view of the firm.</w:t>
+      </w:r>
+      <w:r>
+        <w:t xml:space="preserve"> </w:t>
+      </w:r>
+      <w:r>
+        <w:rPr>
+          <w:iCs/>
+          <w:i/>
+        </w:rPr>
+        <w:t xml:space="preserve">Strategic Management Journal, 5</w:t>
+      </w:r>
+      <w:r>
+        <w:t xml:space="preserve">(2), 171–180.</w:t>
+      </w:r>
+    </w:p>
+    <w:p>
+      <w:pPr>
+        <w:pStyle w:val="BodyText"/>
+      </w:pPr>
+      <w:r>
+        <w:t xml:space="preserve">Williamson, O. E. (1985).</w:t>
+      </w:r>
+      <w:r>
+        <w:t xml:space="preserve"> </w:t>
+      </w:r>
+      <w:r>
+        <w:rPr>
+          <w:iCs/>
+          <w:i/>
+        </w:rPr>
         <w:t xml:space="preserve">The economic institutions of capitalism</w:t>
       </w:r>
       <w:r>
         <w:t xml:space="preserve">. Free Press.</w:t>
+      </w:r>
+    </w:p>
+    <w:p>
+      <w:pPr>
+        <w:pStyle w:val="BodyText"/>
+      </w:pPr>
+      <w:r>
+        <w:t xml:space="preserve">World Bank. (2023).</w:t>
+      </w:r>
+      <w:r>
+        <w:t xml:space="preserve"> </w:t>
+      </w:r>
+      <w:r>
+        <w:rPr>
+          <w:iCs/>
+          <w:i/>
+        </w:rPr>
+        <w:t xml:space="preserve">World Bank Enterprise Surveys 2023</w:t>
+      </w:r>
+      <w:r>
+        <w:t xml:space="preserve">. World Bank Group.</w:t>
+      </w:r>
+    </w:p>
+    <w:p>
+      <w:pPr>
+        <w:pStyle w:val="BodyText"/>
+      </w:pPr>
+      <w:r>
+        <w:t xml:space="preserve">World Bank. (2024).</w:t>
+      </w:r>
+      <w:r>
+        <w:t xml:space="preserve"> </w:t>
+      </w:r>
+      <w:r>
+        <w:rPr>
+          <w:iCs/>
+          <w:i/>
+        </w:rPr>
+        <w:t xml:space="preserve">World development indicators 2024</w:t>
+      </w:r>
+      <w:r>
+        <w:t xml:space="preserve">. World Bank Group.</w:t>
       </w:r>
     </w:p>
     <w:p>
@@ -21147,7 +21231,7 @@
     <w:bookmarkEnd w:id="89"/>
     <w:sectPr>
       <w:pgSz w:h="16838" w:w="11906"/>
-      <w:pgMar w:bottom="1417" w:left="1417" w:right="1417" w:top="1417"/>
+      <w:pgMar w:bottom="1134" w:left="1701" w:right="1134" w:top="1134"/>
     </w:sectPr>
   </w:body>
 </w:document>
@@ -21491,13 +21575,13 @@
     <w:name w:val="Normal"/>
     <w:qFormat/>
     <w:pPr>
-      <w:spacing w:line="276" w:lineRule="auto"/>
+      <w:spacing w:line="360" w:lineRule="auto"/>
       <w:jc w:val="both"/>
     </w:pPr>
     <w:rPr>
       <w:rFonts w:ascii="Times New Roman" w:eastAsia="Times New Roman" w:hAnsi="Times New Roman"/>
       <w:color w:val="000000"/>
-      <w:sz w:val="24"/>
+      <w:sz w:val="26"/>
     </w:rPr>
   </w:style>
   <w:style w:styleId="BodyText" w:type="paragraph">
@@ -21505,14 +21589,14 @@
     <w:basedOn w:val="Normal"/>
     <w:link w:val="BodyTextChar"/>
     <w:pPr>
-      <w:spacing w:after="180" w:before="180" w:line="276" w:lineRule="auto"/>
+      <w:spacing w:after="180" w:before="180" w:line="360" w:lineRule="auto"/>
       <w:jc w:val="both"/>
     </w:pPr>
     <w:qFormat/>
     <w:rPr>
       <w:rFonts w:ascii="Times New Roman" w:eastAsia="Times New Roman" w:hAnsi="Times New Roman"/>
       <w:color w:val="000000"/>
-      <w:sz w:val="24"/>
+      <w:sz w:val="26"/>
     </w:rPr>
   </w:style>
   <w:style w:customStyle="1" w:styleId="FirstParagraph" w:type="paragraph">
@@ -21521,13 +21605,13 @@
     <w:next w:val="BodyText"/>
     <w:qFormat/>
     <w:pPr>
-      <w:spacing w:line="276" w:lineRule="auto"/>
+      <w:spacing w:line="360" w:lineRule="auto"/>
       <w:jc w:val="both"/>
     </w:pPr>
     <w:rPr>
       <w:rFonts w:ascii="Times New Roman" w:eastAsia="Times New Roman" w:hAnsi="Times New Roman"/>
       <w:color w:val="000000"/>
-      <w:sz w:val="24"/>
+      <w:sz w:val="26"/>
     </w:rPr>
   </w:style>
   <w:style w:customStyle="1" w:styleId="Compact" w:type="paragraph">
@@ -21535,13 +21619,13 @@
     <w:basedOn w:val="BodyText"/>
     <w:qFormat/>
     <w:pPr>
-      <w:spacing w:after="36" w:before="36" w:line="276" w:lineRule="auto"/>
+      <w:spacing w:after="36" w:before="36" w:line="360" w:lineRule="auto"/>
       <w:jc w:val="both"/>
     </w:pPr>
     <w:rPr>
       <w:rFonts w:ascii="Times New Roman" w:eastAsia="Times New Roman" w:hAnsi="Times New Roman"/>
       <w:color w:val="000000"/>
-      <w:sz w:val="24"/>
+      <w:sz w:val="26"/>
     </w:rPr>
   </w:style>
   <w:style w:styleId="Title" w:type="paragraph">
@@ -21552,7 +21636,7 @@
     <w:pPr>
       <w:keepNext/>
       <w:keepLines/>
-      <w:spacing w:after="240" w:before="480" w:line="276" w:lineRule="auto"/>
+      <w:spacing w:after="240" w:before="480" w:line="360" w:lineRule="auto"/>
       <w:jc w:val="both"/>
     </w:pPr>
     <w:rPr>
@@ -21560,7 +21644,7 @@
       <w:b/>
       <w:bCs/>
       <w:color w:val="000000"/>
-      <w:sz w:val="24"/>
+      <w:sz w:val="26"/>
       <w:szCs w:val="36"/>
     </w:rPr>
   </w:style>
@@ -21572,13 +21656,13 @@
     <w:pPr>
       <w:keepNext/>
       <w:keepLines/>
-      <w:spacing w:after="240" w:before="240" w:line="276" w:lineRule="auto"/>
+      <w:spacing w:after="240" w:before="240" w:line="360" w:lineRule="auto"/>
       <w:jc w:val="both"/>
     </w:pPr>
     <w:rPr>
       <w:rFonts w:ascii="Times New Roman" w:eastAsia="Times New Roman" w:hAnsi="Times New Roman"/>
       <w:color w:val="000000"/>
-      <w:sz w:val="24"/>
+      <w:sz w:val="26"/>
       <w:szCs w:val="30"/>
     </w:rPr>
   </w:style>
@@ -21589,13 +21673,13 @@
     <w:pPr>
       <w:keepNext/>
       <w:keepLines/>
-      <w:spacing w:line="276" w:lineRule="auto"/>
+      <w:spacing w:line="360" w:lineRule="auto"/>
       <w:jc w:val="both"/>
     </w:pPr>
     <w:rPr>
       <w:rFonts w:ascii="Times New Roman" w:eastAsia="Times New Roman" w:hAnsi="Times New Roman"/>
       <w:color w:val="000000"/>
-      <w:sz w:val="24"/>
+      <w:sz w:val="26"/>
     </w:rPr>
   </w:style>
   <w:style w:styleId="Date" w:type="paragraph">
@@ -21605,13 +21689,13 @@
     <w:pPr>
       <w:keepNext/>
       <w:keepLines/>
-      <w:spacing w:line="276" w:lineRule="auto"/>
+      <w:spacing w:line="360" w:lineRule="auto"/>
       <w:jc w:val="both"/>
     </w:pPr>
     <w:rPr>
       <w:rFonts w:ascii="Times New Roman" w:eastAsia="Times New Roman" w:hAnsi="Times New Roman"/>
       <w:color w:val="000000"/>
-      <w:sz w:val="24"/>
+      <w:sz w:val="26"/>
     </w:rPr>
   </w:style>
   <w:style w:customStyle="1" w:styleId="AbstractTitle" w:type="paragraph">
@@ -21623,11 +21707,11 @@
       <w:keepNext/>
       <w:keepLines/>
       <w:jc w:val="both"/>
-      <w:spacing w:after="0" w:before="300" w:line="276" w:lineRule="auto"/>
+      <w:spacing w:after="0" w:before="300" w:line="360" w:lineRule="auto"/>
     </w:pPr>
     <w:rPr>
       <w:color w:val="000000"/>
-      <w:sz w:val="24"/>
+      <w:sz w:val="26"/>
       <w:szCs w:val="20"/>
       <w:rFonts w:ascii="Times New Roman" w:eastAsia="Times New Roman" w:hAnsi="Times New Roman"/>
       <w:b/>
@@ -21641,13 +21725,13 @@
     <w:pPr>
       <w:keepNext/>
       <w:keepLines/>
-      <w:spacing w:after="300" w:before="100" w:line="276" w:lineRule="auto"/>
+      <w:spacing w:after="300" w:before="100" w:line="360" w:lineRule="auto"/>
       <w:jc w:val="both"/>
     </w:pPr>
     <w:rPr>
       <w:rFonts w:ascii="Times New Roman" w:eastAsia="Times New Roman" w:hAnsi="Times New Roman"/>
       <w:color w:val="000000"/>
-      <w:sz w:val="24"/>
+      <w:sz w:val="26"/>
       <w:szCs w:val="20"/>
     </w:rPr>
   </w:style>
@@ -21657,13 +21741,13 @@
     <w:next w:val="Bibliography"/>
     <w:qFormat/>
     <w:pPr>
-      <w:spacing w:line="276" w:lineRule="auto"/>
+      <w:spacing w:line="360" w:lineRule="auto"/>
       <w:jc w:val="both"/>
     </w:pPr>
     <w:rPr>
       <w:rFonts w:ascii="Times New Roman" w:eastAsia="Times New Roman" w:hAnsi="Times New Roman"/>
       <w:color w:val="000000"/>
-      <w:sz w:val="24"/>
+      <w:sz w:val="26"/>
     </w:rPr>
   </w:style>
   <w:style w:styleId="Heading1" w:type="paragraph">
@@ -21675,7 +21759,7 @@
     <w:pPr>
       <w:keepNext/>
       <w:keepLines/>
-      <w:spacing w:after="0" w:before="480" w:line="276" w:lineRule="auto"/>
+      <w:spacing w:after="0" w:before="480" w:line="360" w:lineRule="auto"/>
       <w:jc w:val="both"/>
       <w:outlineLvl w:val="0"/>
     </w:pPr>
@@ -21684,7 +21768,7 @@
       <w:b/>
       <w:bCs/>
       <w:color w:val="000000"/>
-      <w:sz w:val="24"/>
+      <w:sz w:val="26"/>
       <w:szCs w:val="32"/>
     </w:rPr>
   </w:style>
@@ -21698,7 +21782,7 @@
     <w:pPr>
       <w:keepNext/>
       <w:keepLines/>
-      <w:spacing w:after="0" w:before="200" w:line="276" w:lineRule="auto"/>
+      <w:spacing w:after="0" w:before="200" w:line="360" w:lineRule="auto"/>
       <w:jc w:val="both"/>
       <w:outlineLvl w:val="1"/>
     </w:pPr>
@@ -21707,7 +21791,7 @@
       <w:b/>
       <w:bCs/>
       <w:color w:val="000000"/>
-      <w:sz w:val="24"/>
+      <w:sz w:val="26"/>
       <w:szCs w:val="28"/>
     </w:rPr>
   </w:style>
@@ -21721,7 +21805,7 @@
     <w:pPr>
       <w:keepNext/>
       <w:keepLines/>
-      <w:spacing w:after="0" w:before="200" w:line="276" w:lineRule="auto"/>
+      <w:spacing w:after="0" w:before="200" w:line="360" w:lineRule="auto"/>
       <w:jc w:val="both"/>
       <w:outlineLvl w:val="2"/>
     </w:pPr>
@@ -21730,7 +21814,7 @@
       <w:b/>
       <w:bCs/>
       <w:color w:val="000000"/>
-      <w:sz w:val="24"/>
+      <w:sz w:val="26"/>
       <w:szCs w:val="24"/>
     </w:rPr>
   </w:style>
@@ -21744,7 +21828,7 @@
     <w:pPr>
       <w:keepNext/>
       <w:keepLines/>
-      <w:spacing w:after="0" w:before="200" w:line="276" w:lineRule="auto"/>
+      <w:spacing w:after="0" w:before="200" w:line="360" w:lineRule="auto"/>
       <w:jc w:val="both"/>
       <w:outlineLvl w:val="3"/>
     </w:pPr>
@@ -21753,7 +21837,7 @@
       <w:i/>
       <w:bCs/>
       <w:color w:val="000000"/>
-      <w:sz w:val="24"/>
+      <w:sz w:val="26"/>
       <w:szCs w:val="24"/>
     </w:rPr>
   </w:style>
@@ -21767,7 +21851,7 @@
     <w:pPr>
       <w:keepNext/>
       <w:keepLines/>
-      <w:spacing w:after="0" w:before="200" w:line="276" w:lineRule="auto"/>
+      <w:spacing w:after="0" w:before="200" w:line="360" w:lineRule="auto"/>
       <w:jc w:val="both"/>
       <w:outlineLvl w:val="4"/>
     </w:pPr>
@@ -21775,7 +21859,7 @@
       <w:rFonts w:ascii="Times New Roman" w:asciiTheme="majorHAnsi" w:cstheme="majorBidi" w:eastAsia="Times New Roman" w:eastAsiaTheme="majorEastAsia" w:hAnsi="Times New Roman" w:hAnsiTheme="majorHAnsi"/>
       <w:iCs/>
       <w:color w:val="000000"/>
-      <w:sz w:val="24"/>
+      <w:sz w:val="26"/>
       <w:szCs w:val="24"/>
     </w:rPr>
   </w:style>
@@ -21789,14 +21873,14 @@
     <w:pPr>
       <w:keepNext/>
       <w:keepLines/>
-      <w:spacing w:after="0" w:before="200" w:line="276" w:lineRule="auto"/>
+      <w:spacing w:after="0" w:before="200" w:line="360" w:lineRule="auto"/>
       <w:jc w:val="both"/>
       <w:outlineLvl w:val="5"/>
     </w:pPr>
     <w:rPr>
       <w:rFonts w:ascii="Times New Roman" w:asciiTheme="majorHAnsi" w:cstheme="majorBidi" w:eastAsia="Times New Roman" w:eastAsiaTheme="majorEastAsia" w:hAnsi="Times New Roman" w:hAnsiTheme="majorHAnsi"/>
       <w:color w:val="000000"/>
-      <w:sz w:val="24"/>
+      <w:sz w:val="26"/>
       <w:szCs w:val="24"/>
     </w:rPr>
   </w:style>
@@ -21810,14 +21894,14 @@
     <w:pPr>
       <w:keepNext/>
       <w:keepLines/>
-      <w:spacing w:after="0" w:before="200" w:line="276" w:lineRule="auto"/>
+      <w:spacing w:after="0" w:before="200" w:line="360" w:lineRule="auto"/>
       <w:jc w:val="both"/>
       <w:outlineLvl w:val="6"/>
     </w:pPr>
     <w:rPr>
       <w:rFonts w:ascii="Times New Roman" w:asciiTheme="majorHAnsi" w:cstheme="majorBidi" w:eastAsia="Times New Roman" w:eastAsiaTheme="majorEastAsia" w:hAnsi="Times New Roman" w:hAnsiTheme="majorHAnsi"/>
       <w:color w:val="000000"/>
-      <w:sz w:val="24"/>
+      <w:sz w:val="26"/>
       <w:szCs w:val="24"/>
     </w:rPr>
   </w:style>
@@ -21831,14 +21915,14 @@
     <w:pPr>
       <w:keepNext/>
       <w:keepLines/>
-      <w:spacing w:after="0" w:before="200" w:line="276" w:lineRule="auto"/>
+      <w:spacing w:after="0" w:before="200" w:line="360" w:lineRule="auto"/>
       <w:jc w:val="both"/>
       <w:outlineLvl w:val="7"/>
     </w:pPr>
     <w:rPr>
       <w:rFonts w:ascii="Times New Roman" w:asciiTheme="majorHAnsi" w:cstheme="majorBidi" w:eastAsia="Times New Roman" w:eastAsiaTheme="majorEastAsia" w:hAnsi="Times New Roman" w:hAnsiTheme="majorHAnsi"/>
       <w:color w:val="000000"/>
-      <w:sz w:val="24"/>
+      <w:sz w:val="26"/>
       <w:szCs w:val="24"/>
     </w:rPr>
   </w:style>
@@ -21852,14 +21936,14 @@
     <w:pPr>
       <w:keepNext/>
       <w:keepLines/>
-      <w:spacing w:after="0" w:before="200" w:line="276" w:lineRule="auto"/>
+      <w:spacing w:after="0" w:before="200" w:line="360" w:lineRule="auto"/>
       <w:jc w:val="both"/>
       <w:outlineLvl w:val="8"/>
     </w:pPr>
     <w:rPr>
       <w:rFonts w:ascii="Times New Roman" w:asciiTheme="majorHAnsi" w:cstheme="majorBidi" w:eastAsia="Times New Roman" w:eastAsiaTheme="majorEastAsia" w:hAnsi="Times New Roman" w:hAnsiTheme="majorHAnsi"/>
       <w:color w:val="000000"/>
-      <w:sz w:val="24"/>
+      <w:sz w:val="26"/>
       <w:szCs w:val="24"/>
     </w:rPr>
   </w:style>
@@ -21871,14 +21955,14 @@
     <w:unhideWhenUsed/>
     <w:qFormat/>
     <w:pPr>
-      <w:spacing w:after="100" w:before="100" w:line="276" w:lineRule="auto"/>
+      <w:spacing w:after="100" w:before="100" w:line="360" w:lineRule="auto"/>
       <w:ind w:firstLine="0" w:left="480" w:right="480"/>
       <w:jc w:val="both"/>
     </w:pPr>
     <w:rPr>
       <w:rFonts w:ascii="Times New Roman" w:eastAsia="Times New Roman" w:hAnsi="Times New Roman"/>
       <w:color w:val="000000"/>
-      <w:sz w:val="24"/>
+      <w:sz w:val="26"/>
     </w:rPr>
   </w:style>
   <w:style w:styleId="FootnoteText" w:type="paragraph">
@@ -21889,13 +21973,13 @@
     <w:unhideWhenUsed/>
     <w:qFormat/>
     <w:pPr>
-      <w:spacing w:line="276" w:lineRule="auto"/>
+      <w:spacing w:line="360" w:lineRule="auto"/>
       <w:jc w:val="both"/>
     </w:pPr>
     <w:rPr>
       <w:rFonts w:ascii="Times New Roman" w:eastAsia="Times New Roman" w:hAnsi="Times New Roman"/>
       <w:color w:val="000000"/>
-      <w:sz w:val="24"/>
+      <w:sz w:val="26"/>
     </w:rPr>
   </w:style>
   <w:style w:default="1" w:styleId="DefaultParagraphFont" w:type="character">
@@ -21905,7 +21989,7 @@
     <w:rPr>
       <w:rFonts w:ascii="Times New Roman" w:eastAsia="Times New Roman" w:hAnsi="Times New Roman"/>
       <w:color w:val="000000"/>
-      <w:sz w:val="24"/>
+      <w:sz w:val="26"/>
     </w:rPr>
   </w:style>
   <w:style w:default="1" w:styleId="Table" w:type="table">
@@ -21915,13 +21999,13 @@
     <w:unhideWhenUsed/>
     <w:qFormat/>
     <w:pPr>
-      <w:spacing w:line="276" w:lineRule="auto"/>
+      <w:spacing w:line="360" w:lineRule="auto"/>
       <w:jc w:val="both"/>
     </w:pPr>
     <w:rPr>
       <w:rFonts w:ascii="Times New Roman" w:eastAsia="Times New Roman" w:hAnsi="Times New Roman"/>
       <w:color w:val="000000"/>
-      <w:sz w:val="24"/>
+      <w:sz w:val="26"/>
     </w:rPr>
     <w:tblPr>
       <w:tblInd w:type="dxa" w:w="0"/>
@@ -21955,27 +22039,27 @@
     <w:pPr>
       <w:keepNext/>
       <w:keepLines/>
-      <w:spacing w:after="0" w:line="276" w:lineRule="auto"/>
+      <w:spacing w:after="0" w:line="360" w:lineRule="auto"/>
       <w:jc w:val="both"/>
     </w:pPr>
     <w:rPr>
       <w:rFonts w:ascii="Times New Roman" w:eastAsia="Times New Roman" w:hAnsi="Times New Roman"/>
       <w:b/>
       <w:color w:val="000000"/>
-      <w:sz w:val="24"/>
+      <w:sz w:val="26"/>
     </w:rPr>
   </w:style>
   <w:style w:customStyle="1" w:styleId="Definition" w:type="paragraph">
     <w:name w:val="Definition"/>
     <w:basedOn w:val="Normal"/>
     <w:pPr>
-      <w:spacing w:line="276" w:lineRule="auto"/>
+      <w:spacing w:line="360" w:lineRule="auto"/>
       <w:jc w:val="both"/>
     </w:pPr>
     <w:rPr>
       <w:rFonts w:ascii="Times New Roman" w:eastAsia="Times New Roman" w:hAnsi="Times New Roman"/>
       <w:color w:val="000000"/>
-      <w:sz w:val="24"/>
+      <w:sz w:val="26"/>
     </w:rPr>
   </w:style>
   <w:style w:styleId="Caption" w:type="paragraph">
@@ -21983,14 +22067,14 @@
     <w:basedOn w:val="Normal"/>
     <w:link w:val="BodyTextChar"/>
     <w:pPr>
-      <w:spacing w:after="120" w:before="0" w:line="276" w:lineRule="auto"/>
+      <w:spacing w:after="120" w:before="0" w:line="360" w:lineRule="auto"/>
       <w:jc w:val="both"/>
     </w:pPr>
     <w:rPr>
       <w:rFonts w:ascii="Times New Roman" w:eastAsia="Times New Roman" w:hAnsi="Times New Roman"/>
       <w:i/>
       <w:color w:val="000000"/>
-      <w:sz w:val="24"/>
+      <w:sz w:val="26"/>
     </w:rPr>
   </w:style>
   <w:style w:customStyle="1" w:styleId="TableCaption" w:type="paragraph">
@@ -21998,39 +22082,39 @@
     <w:basedOn w:val="Caption"/>
     <w:pPr>
       <w:keepNext/>
-      <w:spacing w:line="276" w:lineRule="auto"/>
+      <w:spacing w:line="360" w:lineRule="auto"/>
       <w:jc w:val="both"/>
     </w:pPr>
     <w:rPr>
       <w:rFonts w:ascii="Times New Roman" w:eastAsia="Times New Roman" w:hAnsi="Times New Roman"/>
       <w:color w:val="000000"/>
-      <w:sz w:val="24"/>
+      <w:sz w:val="26"/>
     </w:rPr>
   </w:style>
   <w:style w:customStyle="1" w:styleId="ImageCaption" w:type="paragraph">
     <w:name w:val="Image Caption"/>
     <w:basedOn w:val="Caption"/>
     <w:pPr>
-      <w:spacing w:line="276" w:lineRule="auto"/>
+      <w:spacing w:line="360" w:lineRule="auto"/>
       <w:jc w:val="both"/>
     </w:pPr>
     <w:rPr>
       <w:rFonts w:ascii="Times New Roman" w:eastAsia="Times New Roman" w:hAnsi="Times New Roman"/>
       <w:color w:val="000000"/>
-      <w:sz w:val="24"/>
+      <w:sz w:val="26"/>
     </w:rPr>
   </w:style>
   <w:style w:customStyle="1" w:styleId="Figure" w:type="paragraph">
     <w:name w:val="Figure"/>
     <w:basedOn w:val="Normal"/>
     <w:pPr>
-      <w:spacing w:line="276" w:lineRule="auto"/>
+      <w:spacing w:line="360" w:lineRule="auto"/>
       <w:jc w:val="both"/>
     </w:pPr>
     <w:rPr>
       <w:rFonts w:ascii="Times New Roman" w:eastAsia="Times New Roman" w:hAnsi="Times New Roman"/>
       <w:color w:val="000000"/>
-      <w:sz w:val="24"/>
+      <w:sz w:val="26"/>
     </w:rPr>
   </w:style>
   <w:style w:customStyle="1" w:styleId="CaptionedFigure" w:type="paragraph">
@@ -22038,13 +22122,13 @@
     <w:basedOn w:val="Figure"/>
     <w:pPr>
       <w:keepNext/>
-      <w:spacing w:line="276" w:lineRule="auto"/>
+      <w:spacing w:line="360" w:lineRule="auto"/>
       <w:jc w:val="both"/>
     </w:pPr>
     <w:rPr>
       <w:rFonts w:ascii="Times New Roman" w:eastAsia="Times New Roman" w:hAnsi="Times New Roman"/>
       <w:color w:val="000000"/>
-      <w:sz w:val="24"/>
+      <w:sz w:val="26"/>
     </w:rPr>
   </w:style>
   <w:style w:customStyle="1" w:styleId="BodyTextChar" w:type="character">
@@ -22054,7 +22138,7 @@
     <w:rPr>
       <w:rFonts w:ascii="Times New Roman" w:eastAsia="Times New Roman" w:hAnsi="Times New Roman"/>
       <w:color w:val="000000"/>
-      <w:sz w:val="24"/>
+      <w:sz w:val="26"/>
     </w:rPr>
   </w:style>
   <w:style w:customStyle="1" w:styleId="VerbatimChar" w:type="character">
@@ -22063,7 +22147,7 @@
     <w:rPr>
       <w:rFonts w:ascii="Times New Roman" w:eastAsia="Times New Roman" w:hAnsi="Times New Roman"/>
       <w:color w:val="000000"/>
-      <w:sz w:val="24"/>
+      <w:sz w:val="26"/>
     </w:rPr>
   </w:style>
   <w:style w:customStyle="1" w:styleId="SectionNumber" w:type="character">
@@ -22072,7 +22156,7 @@
     <w:rPr>
       <w:rFonts w:ascii="Times New Roman" w:eastAsia="Times New Roman" w:hAnsi="Times New Roman"/>
       <w:color w:val="000000"/>
-      <w:sz w:val="24"/>
+      <w:sz w:val="26"/>
     </w:rPr>
   </w:style>
   <w:style w:styleId="FootnoteReference" w:type="character">
@@ -22081,7 +22165,7 @@
     <w:rPr>
       <w:rFonts w:ascii="Times New Roman" w:eastAsia="Times New Roman" w:hAnsi="Times New Roman"/>
       <w:color w:val="000000"/>
-      <w:sz w:val="24"/>
+      <w:sz w:val="26"/>
       <w:vertAlign w:val="superscript"/>
     </w:rPr>
   </w:style>
@@ -22091,7 +22175,7 @@
     <w:rPr>
       <w:rFonts w:ascii="Times New Roman" w:eastAsia="Times New Roman" w:hAnsi="Times New Roman"/>
       <w:color w:val="000000"/>
-      <w:sz w:val="24"/>
+      <w:sz w:val="26"/>
     </w:rPr>
   </w:style>
   <w:style w:styleId="TOCHeading" w:type="paragraph">
@@ -22102,7 +22186,7 @@
     <w:unhideWhenUsed/>
     <w:qFormat/>
     <w:pPr>
-      <w:spacing w:before="240" w:line="276" w:lineRule="auto"/>
+      <w:spacing w:before="240" w:line="360" w:lineRule="auto"/>
       <w:jc w:val="both"/>
       <w:outlineLvl w:val="9"/>
     </w:pPr>
@@ -22111,7 +22195,7 @@
       <w:b w:val="0"/>
       <w:bCs w:val="0"/>
       <w:color w:val="000000"/>
-      <w:sz w:val="24"/>
+      <w:sz w:val="26"/>
     </w:rPr>
   </w:style>
   <w:style w:type="paragraph" w:customStyle="1" w:styleId="SourceCode">

--- a/dist/submission_packages/cd1/CD1_submission_final.docx
+++ b/dist/submission_packages/cd1/CD1_submission_final.docx
@@ -300,7 +300,7 @@
           <w:bCs/>
           <w:b/>
         </w:rPr>
-        <w:t xml:space="preserve">chi phí buộc phải quốc tế hóa</w:t>
+        <w:t xml:space="preserve">gánh nặng quốc tế hóa bắt buộc</w:t>
       </w:r>
       <w:r>
         <w:t xml:space="preserve"> </w:t>
@@ -18456,7 +18456,7 @@
         <w:t xml:space="preserve">(iv) SIDS Pacific — Kiribati 2025 là trường hợp biên cực đoan nhất</w:t>
       </w:r>
       <w:r>
-        <w:t xml:space="preserve">: FSTS 1,03%, FDI 0,7%, website 18,7%, ISO 1,3% — đối lập với Fiji nhảy vọt số (74,8%). Cơ sở cho giả thuyết chi phí buộc phải quốc tế hóa.</w:t>
+        <w:t xml:space="preserve">: FSTS 1,03%, FDI 0,7%, website 18,7%, ISO 1,3% — đối lập với Fiji nhảy vọt số (74,8%). Cơ sở cho giả thuyết gánh nặng quốc tế hóa bắt buộc.</w:t>
       </w:r>
     </w:p>
     <w:p>
@@ -18977,7 +18977,7 @@
           <w:bCs/>
           <w:b/>
         </w:rPr>
-        <w:t xml:space="preserve">KL7 — SIDS Pacific là trường hợp biên lý thuyết với chi phí buộc phải quốc tế hóa</w:t>
+        <w:t xml:space="preserve">KL7 — SIDS Pacific là trường hợp biên lý thuyết với gánh nặng quốc tế hóa bắt buộc</w:t>
       </w:r>
       <w:r>
         <w:t xml:space="preserve">: FDI (+0,222) là nguồn năng suất chủ đạo; FSTS âm. Mô hình MIRAB phù hợp hơn mô hình Uppsala.</w:t>

--- a/dist/submission_packages/cd1/CD1_submission_final.docx
+++ b/dist/submission_packages/cd1/CD1_submission_final.docx
@@ -245,7 +245,7 @@
         <w:t xml:space="preserve"> </w:t>
       </w:r>
       <w:r>
-        <w:t xml:space="preserve">với 6 phân nhóm con theo khung Biến thiên chế độ thể chế (ICRV): Advanced đổi mới sáng tạo dẫn dắt (5 nước), Advanced tài nguyên dẫn dắt (5 nước), trung bình cao (6 nước), đang nổi (7 nước), cận biên (17 nước), và SIDS Thái Bình Dương (7 nước, trường hợp biên mở rộng).</w:t>
+        <w:t xml:space="preserve">với 6 phân nhóm con theo khung Biến thiên chế độ bối cảnh thể chế (ICRV): Advanced đổi mới sáng tạo dẫn dắt (5 nước), Advanced tài nguyên dẫn dắt (5 nước), trung bình cao (6 nước), đang nổi (7 nước), cận biên (17 nước), và SIDS Thái Bình Dương (7 nước, trường hợp biên mở rộng).</w:t>
       </w:r>
     </w:p>
     <w:p>
@@ -2935,7 +2935,7 @@
               <w:jc w:val="left"/>
             </w:pPr>
             <w:r>
-              <w:t xml:space="preserve">Biến thiên chế độ thể chế</w:t>
+              <w:t xml:space="preserve">Biến thiên chế độ bối cảnh thể chế</w:t>
             </w:r>
           </w:p>
         </w:tc>
@@ -6347,7 +6347,7 @@
           <w:bCs/>
           <w:b/>
         </w:rPr>
-        <w:t xml:space="preserve">Mô hình Năng lực số phụ thuộc bối cảnh (CDCM)</w:t>
+        <w:t xml:space="preserve">Mô hình Áp dụng số và Năng lực phụ thuộc bối cảnh (CDCM)</w:t>
       </w:r>
       <w:r>
         <w:t xml:space="preserve"> </w:t>
@@ -6491,7 +6491,7 @@
         <w:pStyle w:val="FirstParagraph"/>
       </w:pPr>
       <w:r>
-        <w:t xml:space="preserve">Châu Á không phải là một khối đồng nhất về thể chế. Các meta-analysis (Marano et al., 2016; Wu et al., 2022) đã ghi nhận rằng bối cảnh thể chế là biến điều tiết quan trọng nhất trong quan hệ quốc tế hóa → hiệu quả — nhưng không có nghiên cứu nào thiết lập hệ thống phân loại thể chế toàn diện cho 47 nền kinh tế châu Á. Khung phân loại ICRV (Institutional Context Regime Variation — Biến thiên chế độ thể chế) được đề xuất trong chuyên đề này nhằm lấp khoảng trống đó, dựa trên bốn nguyên tắc:</w:t>
+        <w:t xml:space="preserve">Châu Á không phải là một khối đồng nhất về thể chế. Các meta-analysis (Marano et al., 2016; Wu et al., 2022) đã ghi nhận rằng bối cảnh thể chế là biến điều tiết quan trọng nhất trong quan hệ quốc tế hóa → hiệu quả — nhưng không có nghiên cứu nào thiết lập hệ thống phân loại thể chế toàn diện cho 47 nền kinh tế châu Á. Khung phân loại ICRV (Institutional Context Regime Variation — Biến thiên chế độ bối cảnh thể chế) được đề xuất trong chuyên đề này nhằm lấp khoảng trống đó, dựa trên bốn nguyên tắc:</w:t>
       </w:r>
     </w:p>
     <w:p>

--- a/dist/submission_packages/cd1/CD1_submission_final.docx
+++ b/dist/submission_packages/cd1/CD1_submission_final.docx
@@ -2707,7 +2707,7 @@
               <w:jc w:val="left"/>
             </w:pPr>
             <w:r>
-              <w:t xml:space="preserve">Tỷ lệ doanh thu xuất khẩu trên tổng doanh thu</w:t>
+              <w:t xml:space="preserve">Tỷ lệ doanh số quốc tế trên tổng doanh số</w:t>
             </w:r>
           </w:p>
         </w:tc>
@@ -5371,7 +5371,7 @@
         <w:t xml:space="preserve">doanh nghiệp đa quốc gia mới nổi châu Á</w:t>
       </w:r>
       <w:r>
-        <w:t xml:space="preserve">. Phát hiện: quan hệ quốc tế hóa → hiệu quả ở doanh nghiệp mới nổi châu Á có hình dạng U ngược rõ nét hơn so với doanh nghiệp OECD; điểm uốn thường nằm trong phạm vi 30–50% FSTS.</w:t>
+        <w:t xml:space="preserve">. Phát hiện: quan hệ quốc tế hóa → hiệu quả ở doanh nghiệp mới nổi châu Á có hình dạng U ngược rõ nét hơn so với doanh nghiệp OECD; điểm ngưỡng thường nằm trong phạm vi 30–50% FSTS.</w:t>
       </w:r>
     </w:p>
     <w:p>
@@ -6368,7 +6368,7 @@
         <w:t xml:space="preserve">(a) Hình dạng đường cong quốc tế hóa – hiệu quả</w:t>
       </w:r>
       <w:r>
-        <w:t xml:space="preserve">: Việt Nam → U ngược, điểm uốn ≈ 39–46% FSTS; Singapore → tuyến tính dương + bậc hai nhẹ, điểm uốn ≈ 82% FSTS.</w:t>
+        <w:t xml:space="preserve">: Việt Nam → U ngược, điểm ngưỡng ≈ 39–46% FSTS; Singapore → tuyến tính dương + bậc hai nhẹ, điểm ngưỡng ≈ 82% FSTS.</w:t>
       </w:r>
     </w:p>
     <w:p>
@@ -7391,7 +7391,7 @@
               <w:jc w:val="left"/>
             </w:pPr>
             <w:r>
-              <w:t xml:space="preserve">U ngược nhẹ / tuyến tính dương; điểm uốn ~82% (SG)</w:t>
+              <w:t xml:space="preserve">U ngược nhẹ / tuyến tính dương; điểm ngưỡng ~82% (SG)</w:t>
             </w:r>
           </w:p>
         </w:tc>
@@ -7577,7 +7577,7 @@
               <w:jc w:val="left"/>
             </w:pPr>
             <w:r>
-              <w:t xml:space="preserve">U ngược; điểm uốn ~47%</w:t>
+              <w:t xml:space="preserve">U ngược; điểm ngưỡng ~47%</w:t>
             </w:r>
           </w:p>
         </w:tc>
@@ -7677,7 +7677,7 @@
               <w:jc w:val="left"/>
             </w:pPr>
             <w:r>
-              <w:t xml:space="preserve">U ngược; điểm uốn 39–46% (VNM) — bẫy chuyển hướng nguồn lực</w:t>
+              <w:t xml:space="preserve">U ngược; điểm ngưỡng 39–46% (VNM) — bẫy chuyển hướng nguồn lực</w:t>
             </w:r>
           </w:p>
         </w:tc>
@@ -15599,7 +15599,7 @@
         <w:t xml:space="preserve"> </w:t>
       </w:r>
       <w:r>
-        <w:t xml:space="preserve">của nhóm Advanced đổi mới sáng tạo dẫn dắt. Theo nghiên cứu Singapore (Mar, Đỗ &amp; Phan, 2026 — MIR under review): R² hiệu chỉnh = 0,196; tương tác FSTS² × DAI = 3,119 (p=0,005); điểm uốn ~82%.</w:t>
+        <w:t xml:space="preserve">của nhóm Advanced đổi mới sáng tạo dẫn dắt. Theo nghiên cứu Singapore (Mar, Đỗ &amp; Phan, 2026 — MIR under review): R² hiệu chỉnh = 0,196; tương tác FSTS² × DAI = 3,119 (p=0,005); điểm ngưỡng ~82%.</w:t>
       </w:r>
     </w:p>
     <w:p>
@@ -16195,7 +16195,7 @@
         <w:pStyle w:val="FirstParagraph"/>
       </w:pPr>
       <w:r>
-        <w:t xml:space="preserve">FSTS 10,9% → 8,8%; FDI ≥10% chiếm 6,0%. Quan hệ FSTS – năng suất có dạng hàm bậc hai (U ngược) với điểm uốn ~47,5% (Đỗ &amp; Phan, 2026 — JFAR).</w:t>
+        <w:t xml:space="preserve">FSTS 10,9% → 8,8%; FDI ≥10% chiếm 6,0%. Quan hệ FSTS – năng suất có dạng hàm bậc hai (U ngược) với điểm ngưỡng ~47,5% (Đỗ &amp; Phan, 2026 — JFAR).</w:t>
       </w:r>
       <w:r>
         <w:t xml:space="preserve"> </w:t>
@@ -18890,7 +18890,7 @@
         <w:t xml:space="preserve">KL1 — Phi tuyến xuyên chế độ thể chế là quy luật</w:t>
       </w:r>
       <w:r>
-        <w:t xml:space="preserve">: U ngược tại Emerging (Việt Nam điểm uốn 39–46%; Trung Quốc điểm uốn 47–49%); gần tuyến tính tại Advanced (Singapore điểm uốn 82%); chi phí buộc phải tại SIDS.</w:t>
+        <w:t xml:space="preserve">: U ngược tại Emerging (Việt Nam điểm ngưỡng 39–46%; Trung Quốc điểm ngưỡng 47–49%); gần tuyến tính tại Advanced (Singapore điểm ngưỡng 82%); chi phí buộc phải tại SIDS.</w:t>
       </w:r>
     </w:p>
     <w:p>
@@ -19074,7 +19074,7 @@
         <w:t xml:space="preserve">(4) Tái định vị chuỗi giá trị toàn cầu: lắp ráp downstream → thiết kế và R&amp;D mid-stream</w:t>
       </w:r>
       <w:r>
-        <w:t xml:space="preserve">: Việt Nam ở điểm uốn (39–46%). Trung Quốc R&amp;D 39,4% và điểm uốn cao hơn (47–49%) cho thấy: Sự chênh lệch điểm uốn giữa Trung Quốc (TP ~47–49%, Nhóm III) và Việt Nam (TP ~39–46%, Nhóm IV) phản ánh gradient ICRV, không phải gradient TCI. TCI nâng mặt bằng năng suất ở mọi mức FSTS (hiệu ứng level-shift) nhưng không trực tiếp quyết định vị trí điểm uốn — phân biệt hai cơ chế này là quan trọng cho hàm ý chính sách.</w:t>
+        <w:t xml:space="preserve">: Việt Nam ở điểm ngưỡng (39–46%). Trung Quốc R&amp;D 39,4% và điểm ngưỡng cao hơn (47–49%) cho thấy: Sự chênh lệch điểm ngưỡng giữa Trung Quốc (TP ~47–49%, Nhóm III) và Việt Nam (TP ~39–46%, Nhóm IV) phản ánh gradient ICRV, không phải gradient TCI. TCI nâng mặt bằng năng suất ở mọi mức FSTS (hiệu ứng level-shift) nhưng không trực tiếp quyết định vị trí điểm ngưỡng — phân biệt hai cơ chế này là quan trọng cho hàm ý chính sách.</w:t>
       </w:r>
     </w:p>
     <w:p>
@@ -19383,7 +19383,7 @@
         <w:t xml:space="preserve">(7) Độ bền vững theo thời gian</w:t>
       </w:r>
       <w:r>
-        <w:t xml:space="preserve">: Chow test ổn định tham số; Paternoster z-test so sánh điểm uốn giữa ba giai đoạn.</w:t>
+        <w:t xml:space="preserve">: Chow test ổn định tham số; Paternoster z-test so sánh điểm ngưỡng giữa ba giai đoạn.</w:t>
       </w:r>
     </w:p>
     <w:p>

--- a/dist/submission_packages/cd1/CD1_submission_final.docx
+++ b/dist/submission_packages/cd1/CD1_submission_final.docx
@@ -261,7 +261,7 @@
         <w:pStyle w:val="BodyText"/>
       </w:pPr>
       <w:r>
-        <w:t xml:space="preserve">Kết quả cho thấy hiệu quả doanh nghiệp châu Á có</w:t>
+        <w:t xml:space="preserve">Kết quả cho thấy hiệu quả hoạt động kinh doanh châu Á có</w:t>
       </w:r>
       <w:r>
         <w:t xml:space="preserve"> </w:t>
@@ -321,7 +321,7 @@
         <w:t xml:space="preserve">Từ khóa</w:t>
       </w:r>
       <w:r>
-        <w:t xml:space="preserve">: hiệu quả doanh nghiệp; châu Á; WBES; thực trạng; năng suất lao động; doanh nghiệp vừa và nhỏ; phân nhóm con Advanced; SIDS Thái Bình Dương.</w:t>
+        <w:t xml:space="preserve">: hiệu quả hoạt động kinh doanh; châu Á; WBES; thực trạng; năng suất lao động; doanh nghiệp vừa và nhỏ; phân nhóm con Advanced; SIDS Thái Bình Dương.</w:t>
       </w:r>
     </w:p>
     <w:p>
@@ -3930,7 +3930,7 @@
         <w:pStyle w:val="BodyText"/>
       </w:pPr>
       <w:r>
-        <w:t xml:space="preserve">Bức tranh hiệu quả doanh nghiệp châu Á 2009–2025 được định hình bởi</w:t>
+        <w:t xml:space="preserve">Bức tranh hiệu quả hoạt động kinh doanh châu Á 2009–2025 được định hình bởi</w:t>
       </w:r>
       <w:r>
         <w:t xml:space="preserve"> </w:t>
@@ -3999,7 +3999,7 @@
         <w:pStyle w:val="BodyText"/>
       </w:pPr>
       <w:r>
-        <w:t xml:space="preserve">Trong bối cảnh đó, hệ thống thông tin về hiệu quả doanh nghiệp châu Á còn phân mảnh. World Bank Enterprise Surveys (WBES) là cơ sở dữ liệu vi mô tin cậy nhất hiện có (World Bank Enterprise Surveys, 2025). Đỗ và Phan (2026 — VEFR) đã mở rộng phạm vi WBES đến 17 nền kinh tế châu Á mới nổi với ~40.633 doanh nghiệp. Tuy nhiên, vẫn còn ít tổng hợp xuyên 47 nền kinh tế trên giai đoạn dài 2009–2025. Chuyên đề này lấp khoảng trống thực tiễn đó bằng cách tổng hợp dữ liệu</w:t>
+        <w:t xml:space="preserve">Trong bối cảnh đó, hệ thống thông tin về hiệu quả hoạt động kinh doanh châu Á còn phân mảnh. World Bank Enterprise Surveys (WBES) là cơ sở dữ liệu vi mô tin cậy nhất hiện có (World Bank Enterprise Surveys, 2025). Đỗ và Phan (2026 — VEFR) đã mở rộng phạm vi WBES đến 17 nền kinh tế châu Á mới nổi với ~40.633 doanh nghiệp. Tuy nhiên, vẫn còn ít tổng hợp xuyên 47 nền kinh tế trên giai đoạn dài 2009–2025. Chuyên đề này lấp khoảng trống thực tiễn đó bằng cách tổng hợp dữ liệu</w:t>
       </w:r>
       <w:r>
         <w:t xml:space="preserve"> </w:t>
@@ -4135,7 +4135,7 @@
         <w:pStyle w:val="Compact"/>
       </w:pPr>
       <w:r>
-        <w:t xml:space="preserve">Phân tích thực trạng đa chiều hiệu quả doanh nghiệp ở 41 nước châu Á (phạm vi chính) và so sánh với 7 SIDS Pacific (trường hợp biên);</w:t>
+        <w:t xml:space="preserve">Phân tích thực trạng đa chiều hiệu quả hoạt động kinh doanh ở 41 nước châu Á (phạm vi chính) và so sánh với 7 SIDS Pacific (trường hợp biên);</w:t>
       </w:r>
     </w:p>
     <w:p>
@@ -4530,7 +4530,7 @@
         <w:t xml:space="preserve"> </w:t>
       </w:r>
       <w:r>
-        <w:t xml:space="preserve">cho hiệu quả doanh nghiệp châu Á 2009–2025 — phạm vi rộng nhất trong văn liệu kinh doanh quốc tế hiện hành (Wu et al., 2022 dừng ở 2020; Arte &amp; Larimo, 2022 dừng ở 2019).</w:t>
+        <w:t xml:space="preserve">cho hiệu quả hoạt động kinh doanh châu Á 2009–2025 — phạm vi rộng nhất trong văn liệu kinh doanh quốc tế hiện hành (Wu et al., 2022 dừng ở 2020; Arte &amp; Larimo, 2022 dừng ở 2019).</w:t>
       </w:r>
     </w:p>
     <w:p>
@@ -5015,7 +5015,7 @@
         <w:t xml:space="preserve"> </w:t>
       </w:r>
       <w:r>
-        <w:t xml:space="preserve">— thị phần, đổi mới, năng suất, tăng trưởng việc làm. Lý thuyết dựa trên nguồn lực (Barney, 1991; Wernerfelt, 1984) xem hiệu quả doanh nghiệp là kết quả của việc tích lũy và khai thác</w:t>
+        <w:t xml:space="preserve">— thị phần, đổi mới, năng suất, tăng trưởng việc làm. Lý thuyết dựa trên nguồn lực (Barney, 1991; Wernerfelt, 1984) xem hiệu quả hoạt động kinh doanh là kết quả của việc tích lũy và khai thác</w:t>
       </w:r>
       <w:r>
         <w:t xml:space="preserve"> </w:t>
@@ -5125,7 +5125,7 @@
         <w:pStyle w:val="FirstParagraph"/>
       </w:pPr>
       <w:r>
-        <w:t xml:space="preserve">Hiệu quả doanh nghiệp trong chuyên đề này được đo lường theo</w:t>
+        <w:t xml:space="preserve">Hiệu quả hoạt động kinh doanh trong chuyên đề này được đo lường theo</w:t>
       </w:r>
       <w:r>
         <w:t xml:space="preserve"> </w:t>
@@ -6512,7 +6512,7 @@
         <w:t xml:space="preserve">Tính phân biệt</w:t>
       </w:r>
       <w:r>
-        <w:t xml:space="preserve">: mỗi nhóm phải có mô hình hiệu quả doanh nghiệp khác biệt thực sự — không chỉ khác nhau về mức GDP bình quân đầu người;</w:t>
+        <w:t xml:space="preserve">: mỗi nhóm phải có mô hình hiệu quả hoạt động kinh doanh khác biệt thực sự — không chỉ khác nhau về mức GDP bình quân đầu người;</w:t>
       </w:r>
     </w:p>
     <w:p>
